--- a/docs/word/02_受講者テキスト.docx
+++ b/docs/word/02_受講者テキスト.docx
@@ -103,14 +103,14 @@
           <w:rFonts w:ascii="Yu Gothic" w:hAnsi="Yu Gothic" w:eastAsia="游ゴシック"/>
           <w:b/>
         </w:rPr>
-        <w:t>株式会社みなと精機</w:t>
+        <w:t>みらい商事株式会社</w:t>
       </w:r>
       <w:r>
         <w:rPr>
           <w:rFonts w:ascii="Yu Gothic" w:hAnsi="Yu Gothic" w:eastAsia="游ゴシック"/>
           <w:b w:val="0"/>
         </w:rPr>
-        <w:t>（精密部品メーカー、従業員約850名）の人事部 佐伯課長から</w:t>
+        <w:t>（東京都の専門商社、従業員約520名）の営業企画部 佐伯課長から</w:t>
       </w:r>
     </w:p>
     <w:p>
@@ -119,7 +119,76 @@
           <w:rFonts w:ascii="Yu Gothic" w:hAnsi="Yu Gothic" w:eastAsia="游ゴシック"/>
           <w:b w:val="0"/>
         </w:rPr>
-        <w:t>「若手技術者向けにDXの基礎研修を検討している」という相談を受けました。</w:t>
+        <w:t>「法人営業20名向けに生成AIの活用研修を検討している」という相談を受けました。</w:t>
+      </w:r>
+    </w:p>
+    <w:p>
+      <w:pPr>
+        <w:pStyle w:val="ListBullet"/>
+      </w:pPr>
+      <w:r>
+        <w:rPr>
+          <w:rFonts w:ascii="Yu Gothic" w:hAnsi="Yu Gothic" w:eastAsia="游ゴシック"/>
+          <w:b w:val="0"/>
+        </w:rPr>
+        <w:t>Microsoft 365 を全社で利用し、一部の部署で Copilot を試行している</w:t>
+      </w:r>
+    </w:p>
+    <w:p>
+      <w:pPr>
+        <w:pStyle w:val="ListBullet"/>
+      </w:pPr>
+      <w:r>
+        <w:rPr>
+          <w:rFonts w:ascii="Yu Gothic" w:hAnsi="Yu Gothic" w:eastAsia="游ゴシック"/>
+          <w:b w:val="0"/>
+        </w:rPr>
+        <w:t>実施は11月上旬を希望。予算の目安は100万円だが、</w:t>
+      </w:r>
+      <w:r>
+        <w:rPr>
+          <w:rFonts w:ascii="Yu Gothic" w:hAnsi="Yu Gothic" w:eastAsia="游ゴシック"/>
+          <w:b/>
+        </w:rPr>
+        <w:t>まだ承認前</w:t>
+      </w:r>
+    </w:p>
+    <w:p>
+      <w:pPr>
+        <w:pStyle w:val="ListBullet"/>
+      </w:pPr>
+      <w:r>
+        <w:rPr>
+          <w:rFonts w:ascii="Yu Gothic" w:hAnsi="Yu Gothic" w:eastAsia="游ゴシック"/>
+          <w:b/>
+        </w:rPr>
+        <w:t>A案・B案の2案</w:t>
+      </w:r>
+      <w:r>
+        <w:rPr>
+          <w:rFonts w:ascii="Yu Gothic" w:hAnsi="Yu Gothic" w:eastAsia="游ゴシック"/>
+          <w:b w:val="0"/>
+        </w:rPr>
+        <w:t xml:space="preserve"> の提案書と概算見積がほしい</w:t>
+      </w:r>
+    </w:p>
+    <w:p>
+      <w:pPr>
+        <w:pStyle w:val="ListBullet"/>
+      </w:pPr>
+      <w:r>
+        <w:rPr>
+          <w:rFonts w:ascii="Yu Gothic" w:hAnsi="Yu Gothic" w:eastAsia="游ゴシック"/>
+          <w:b w:val="0"/>
+        </w:rPr>
+        <w:t>決裁者は佐伯課長の上長だが、</w:t>
+      </w:r>
+      <w:r>
+        <w:rPr>
+          <w:rFonts w:ascii="Yu Gothic" w:hAnsi="Yu Gothic" w:eastAsia="游ゴシック"/>
+          <w:b/>
+        </w:rPr>
+        <w:t>誰が決裁するかは未特定</w:t>
       </w:r>
     </w:p>
     <w:p>
@@ -524,7 +593,7 @@
                 <w:b w:val="0"/>
                 <w:sz w:val="19"/>
               </w:rPr>
-              <w:t>見積を試算する</w:t>
+              <w:t>A案・B案の見積を試算する</w:t>
             </w:r>
           </w:p>
         </w:tc>
@@ -574,7 +643,7 @@
                 <w:b w:val="0"/>
                 <w:sz w:val="19"/>
               </w:rPr>
-              <w:t>提案書を書く</w:t>
+              <w:t>A案・B案の提案書を書く</w:t>
             </w:r>
           </w:p>
         </w:tc>
@@ -3265,7 +3334,7 @@
                 <w:b w:val="0"/>
                 <w:sz w:val="19"/>
               </w:rPr>
-              <w:t>顧客は精密部品メーカーの人事課長。所要時間は60分。予算の質問は最後に</w:t>
+              <w:t>顧客は商社の営業企画課長。所要時間は60分。予算と決裁者の質問は最後に</w:t>
             </w:r>
           </w:p>
         </w:tc>
@@ -3421,7 +3490,7 @@
                 <w:rFonts w:ascii="Consolas" w:hAnsi="Consolas" w:eastAsia="游ゴシック"/>
                 <w:sz w:val="18"/>
               </w:rPr>
-              <w:t xml:space="preserve">  製造業の人事課長に向けて、若手技術者向けDX研修の提案書の「課題認識」の章を書きたいです。</w:t>
+              <w:t xml:space="preserve">  商社の営業企画課長に向けて、法人営業向け生成AI研修の提案書の「課題認識」の章を書きたいです。</w:t>
               <w:br/>
             </w:r>
             <w:r>
@@ -3429,7 +3498,7 @@
                 <w:rFonts w:ascii="Consolas" w:hAnsi="Consolas" w:eastAsia="游ゴシック"/>
                 <w:sz w:val="18"/>
               </w:rPr>
-              <w:t xml:space="preserve">  ヒアリングで分かった課題は次の3点です：（1）データはあるが分析できる若手がいない</w:t>
+              <w:t xml:space="preserve">  ヒアリングで分かった課題は次の3点です：（1）Copilot を試行しているが使い方が人によってバラバラ</w:t>
               <w:br/>
             </w:r>
             <w:r>
@@ -3437,7 +3506,7 @@
                 <w:rFonts w:ascii="Consolas" w:hAnsi="Consolas" w:eastAsia="游ゴシック"/>
                 <w:sz w:val="18"/>
               </w:rPr>
-              <w:t xml:space="preserve">  （2）過去の研修は一般論で現場に役立たなかった（3）生成AIの社内ルールがない。</w:t>
+              <w:t xml:space="preserve">  （2）提案書や議事録に時間を取られている（3）顧客情報をどこまで入力してよいか分からない。</w:t>
               <w:br/>
             </w:r>
             <w:r>
@@ -4910,7 +4979,7 @@
                 <w:b w:val="0"/>
                 <w:sz w:val="19"/>
               </w:rPr>
-              <w:t>株式会社みなと精機 → 製造業A社／佐伯課長 → 顧客担当者X</w:t>
+              <w:t>みらい商事株式会社 → 商社A社／佐伯課長 → 顧客担当者X</w:t>
             </w:r>
           </w:p>
         </w:tc>
@@ -5060,7 +5129,7 @@
                 <w:b w:val="0"/>
                 <w:sz w:val="19"/>
               </w:rPr>
-              <w:t>群馬第二工場の新設計画 → （入力しない。必要なら「拠点拡大の可能性」程度に）</w:t>
+              <w:t>大阪支社の統合計画 → （入力しない。必要なら「組織変更の可能性」程度に）</w:t>
             </w:r>
           </w:p>
         </w:tc>
@@ -5085,7 +5154,7 @@
           <w:rFonts w:ascii="Yu Gothic" w:hAnsi="Yu Gothic" w:eastAsia="游ゴシック"/>
           <w:b w:val="0"/>
         </w:rPr>
-        <w:t xml:space="preserve">置き換えの対応表（A社＝みなと精機 など）は </w:t>
+        <w:t xml:space="preserve">置き換えの対応表（A社＝みらい商事 など）は </w:t>
       </w:r>
       <w:r>
         <w:rPr>
@@ -7314,7 +7383,7 @@
                 <w:b w:val="0"/>
                 <w:sz w:val="19"/>
               </w:rPr>
-              <w:t>「現場課題演習の有無で3か月後実践率に差があるか分析して」</w:t>
+              <w:t>「業務課題演習の有無で3か月後実践率に差があるか分析して」</w:t>
             </w:r>
           </w:p>
         </w:tc>
@@ -7674,14 +7743,14 @@
           <w:rFonts w:ascii="Yu Gothic" w:hAnsi="Yu Gothic" w:eastAsia="游ゴシック"/>
           <w:b w:val="0"/>
         </w:rPr>
-        <w:t>最後に「佐伯課長の立場で読んで、</w:t>
+        <w:t>最後に「佐伯課長の上長（決裁者）の立場で読んで、</w:t>
       </w:r>
       <w:r>
         <w:rPr>
           <w:rFonts w:ascii="Yu Gothic" w:hAnsi="Yu Gothic" w:eastAsia="游ゴシック"/>
           <w:b/>
         </w:rPr>
-        <w:t>経営層に説明しにくい点</w:t>
+        <w:t>判断に困る点</w:t>
       </w:r>
       <w:r>
         <w:rPr>
@@ -7689,6 +7758,25 @@
           <w:b w:val="0"/>
         </w:rPr>
         <w:t xml:space="preserve"> を指摘して」と頼む</w:t>
+      </w:r>
+    </w:p>
+    <w:p>
+      <w:pPr>
+        <w:pStyle w:val="ListBullet"/>
+      </w:pPr>
+      <w:r>
+        <w:rPr>
+          <w:rFonts w:ascii="Yu Gothic" w:hAnsi="Yu Gothic" w:eastAsia="游ゴシック"/>
+          <w:b/>
+        </w:rPr>
+        <w:t>A案・B案の2案</w:t>
+      </w:r>
+      <w:r>
+        <w:rPr>
+          <w:rFonts w:ascii="Yu Gothic" w:hAnsi="Yu Gothic" w:eastAsia="游ゴシック"/>
+          <w:b w:val="0"/>
+        </w:rPr>
+        <w:t xml:space="preserve"> を出すときは、違い（日数・内容・フォロー・金額）を比較表にし、「どんな状況ならどちらを選ぶか」を書く</w:t>
       </w:r>
     </w:p>
     <w:p>

--- a/docs/word/02_受講者テキスト.docx
+++ b/docs/word/02_受講者テキスト.docx
@@ -96,7 +96,21 @@
           <w:rFonts w:ascii="Yu Gothic" w:hAnsi="Yu Gothic" w:eastAsia="游ゴシック"/>
           <w:b w:val="0"/>
         </w:rPr>
-        <w:t xml:space="preserve">既存顧客の </w:t>
+        <w:t xml:space="preserve">あなたは営業の </w:t>
+      </w:r>
+      <w:r>
+        <w:rPr>
+          <w:rFonts w:ascii="Yu Gothic" w:hAnsi="Yu Gothic" w:eastAsia="游ゴシック"/>
+          <w:b/>
+        </w:rPr>
+        <w:t>高橋栄司</w:t>
+      </w:r>
+      <w:r>
+        <w:rPr>
+          <w:rFonts w:ascii="Yu Gothic" w:hAnsi="Yu Gothic" w:eastAsia="游ゴシック"/>
+          <w:b w:val="0"/>
+        </w:rPr>
+        <w:t xml:space="preserve"> として、</w:t>
       </w:r>
       <w:r>
         <w:rPr>
@@ -110,7 +124,7 @@
           <w:rFonts w:ascii="Yu Gothic" w:hAnsi="Yu Gothic" w:eastAsia="游ゴシック"/>
           <w:b w:val="0"/>
         </w:rPr>
-        <w:t>（東京都の専門商社、従業員約520名）の営業企画部 佐伯課長から</w:t>
+        <w:t>（東京都、全社約300名）の人材開発担当 佐藤さん・営業企画担当 田中さんから</w:t>
       </w:r>
     </w:p>
     <w:p>
@@ -119,7 +133,7 @@
           <w:rFonts w:ascii="Yu Gothic" w:hAnsi="Yu Gothic" w:eastAsia="游ゴシック"/>
           <w:b w:val="0"/>
         </w:rPr>
-        <w:t>「法人営業20名向けに生成AIの活用研修を検討している」という相談を受けました。</w:t>
+        <w:t>「社内で生成AIを活用したいが、部署や担当者によって利用状況に差がある」という相談を受けました。</w:t>
       </w:r>
     </w:p>
     <w:p>
@@ -143,14 +157,7 @@
           <w:rFonts w:ascii="Yu Gothic" w:hAnsi="Yu Gothic" w:eastAsia="游ゴシック"/>
           <w:b w:val="0"/>
         </w:rPr>
-        <w:t>実施は11月上旬を希望。予算の目安は100万円だが、</w:t>
-      </w:r>
-      <w:r>
-        <w:rPr>
-          <w:rFonts w:ascii="Yu Gothic" w:hAnsi="Yu Gothic" w:eastAsia="游ゴシック"/>
-          <w:b/>
-        </w:rPr>
-        <w:t>まだ承認前</w:t>
+        <w:t>対象は法人営業の担当者20名。対象業務は商談準備・提案資料の作成・打ち合わせ記録・顧客への連絡</w:t>
       </w:r>
     </w:p>
     <w:p>
@@ -162,14 +169,28 @@
           <w:rFonts w:ascii="Yu Gothic" w:hAnsi="Yu Gothic" w:eastAsia="游ゴシック"/>
           <w:b/>
         </w:rPr>
-        <w:t>A案・B案の2案</w:t>
+        <w:t>A案</w:t>
       </w:r>
       <w:r>
         <w:rPr>
           <w:rFonts w:ascii="Yu Gothic" w:hAnsi="Yu Gothic" w:eastAsia="游ゴシック"/>
           <w:b w:val="0"/>
         </w:rPr>
-        <w:t xml:space="preserve"> の提案書と概算見積がほしい</w:t>
+        <w:t xml:space="preserve">（集合研修2日間＋教材 60万円）と </w:t>
+      </w:r>
+      <w:r>
+        <w:rPr>
+          <w:rFonts w:ascii="Yu Gothic" w:hAnsi="Yu Gothic" w:eastAsia="游ゴシック"/>
+          <w:b/>
+        </w:rPr>
+        <w:t>B案</w:t>
+      </w:r>
+      <w:r>
+        <w:rPr>
+          <w:rFonts w:ascii="Yu Gothic" w:hAnsi="Yu Gothic" w:eastAsia="游ゴシック"/>
+          <w:b w:val="0"/>
+        </w:rPr>
+        <w:t>（A案＋事前診断＋受講後1か月の活用フォロー 100万円）で提案する</w:t>
       </w:r>
     </w:p>
     <w:p>
@@ -181,16 +202,260 @@
           <w:rFonts w:ascii="Yu Gothic" w:hAnsi="Yu Gothic" w:eastAsia="游ゴシック"/>
           <w:b w:val="0"/>
         </w:rPr>
-        <w:t>決裁者は佐伯課長の上長だが、</w:t>
+        <w:t xml:space="preserve">予算の目安は100万円だが </w:t>
       </w:r>
       <w:r>
         <w:rPr>
           <w:rFonts w:ascii="Yu Gothic" w:hAnsi="Yu Gothic" w:eastAsia="游ゴシック"/>
           <w:b/>
         </w:rPr>
-        <w:t>誰が決裁するかは未特定</w:t>
+        <w:t>承認済みの上限ではない</w:t>
+      </w:r>
+      <w:r>
+        <w:rPr>
+          <w:rFonts w:ascii="Yu Gothic" w:hAnsi="Yu Gothic" w:eastAsia="游ゴシック"/>
+          <w:b w:val="0"/>
+        </w:rPr>
+        <w:t>。最終的な承認者は金額確定後に確認</w:t>
       </w:r>
     </w:p>
+    <w:p>
+      <w:pPr>
+        <w:pStyle w:val="ListBullet"/>
+      </w:pPr>
+      <w:r>
+        <w:rPr>
+          <w:rFonts w:ascii="Yu Gothic" w:hAnsi="Yu Gothic" w:eastAsia="游ゴシック"/>
+          <w:b w:val="0"/>
+        </w:rPr>
+        <w:t xml:space="preserve">Copilot の利用可否、A案の場合のフォロー担当、実施日・会場は </w:t>
+      </w:r>
+      <w:r>
+        <w:rPr>
+          <w:rFonts w:ascii="Yu Gothic" w:hAnsi="Yu Gothic" w:eastAsia="游ゴシック"/>
+          <w:b/>
+        </w:rPr>
+        <w:t>未確定</w:t>
+      </w:r>
+    </w:p>
+    <w:tbl>
+      <w:tblPr>
+        <w:tblStyle w:val="TableGrid"/>
+        <w:tblW w:type="auto" w:w="0"/>
+        <w:tblLook w:firstColumn="1" w:firstRow="1" w:lastColumn="0" w:lastRow="0" w:noHBand="0" w:noVBand="1" w:val="04A0"/>
+      </w:tblPr>
+      <w:tblGrid>
+        <w:gridCol w:w="4819"/>
+        <w:gridCol w:w="4819"/>
+      </w:tblGrid>
+      <w:tr>
+        <w:tc>
+          <w:tcPr>
+            <w:tcW w:type="dxa" w:w="4819"/>
+            <w:shd w:val="clear" w:color="auto" w:fill="DCE9F5"/>
+          </w:tcPr>
+          <w:p>
+            <w:r/>
+            <w:r>
+              <w:rPr>
+                <w:rFonts w:ascii="Yu Gothic" w:hAnsi="Yu Gothic" w:eastAsia="游ゴシック"/>
+                <w:b/>
+                <w:sz w:val="19"/>
+              </w:rPr>
+              <w:t>日程</w:t>
+            </w:r>
+          </w:p>
+        </w:tc>
+        <w:tc>
+          <w:tcPr>
+            <w:tcW w:type="dxa" w:w="4819"/>
+            <w:shd w:val="clear" w:color="auto" w:fill="DCE9F5"/>
+          </w:tcPr>
+          <w:p>
+            <w:r/>
+            <w:r>
+              <w:rPr>
+                <w:rFonts w:ascii="Yu Gothic" w:hAnsi="Yu Gothic" w:eastAsia="游ゴシック"/>
+                <w:b/>
+                <w:sz w:val="19"/>
+              </w:rPr>
+              <w:t>内容</w:t>
+            </w:r>
+          </w:p>
+        </w:tc>
+      </w:tr>
+      <w:tr>
+        <w:tc>
+          <w:tcPr>
+            <w:tcW w:type="dxa" w:w="4819"/>
+          </w:tcPr>
+          <w:p>
+            <w:r/>
+            <w:r>
+              <w:rPr>
+                <w:rFonts w:ascii="Yu Gothic" w:hAnsi="Yu Gothic" w:eastAsia="游ゴシック"/>
+                <w:b w:val="0"/>
+                <w:sz w:val="19"/>
+              </w:rPr>
+              <w:t>10/6（火）</w:t>
+            </w:r>
+          </w:p>
+        </w:tc>
+        <w:tc>
+          <w:tcPr>
+            <w:tcW w:type="dxa" w:w="4819"/>
+          </w:tcPr>
+          <w:p>
+            <w:r/>
+            <w:r>
+              <w:rPr>
+                <w:rFonts w:ascii="Yu Gothic" w:hAnsi="Yu Gothic" w:eastAsia="游ゴシック"/>
+                <w:b w:val="0"/>
+                <w:sz w:val="19"/>
+              </w:rPr>
+              <w:t>初回訪問（Zoom）</w:t>
+            </w:r>
+          </w:p>
+        </w:tc>
+      </w:tr>
+      <w:tr>
+        <w:tc>
+          <w:tcPr>
+            <w:tcW w:type="dxa" w:w="4819"/>
+          </w:tcPr>
+          <w:p>
+            <w:r/>
+            <w:r>
+              <w:rPr>
+                <w:rFonts w:ascii="Yu Gothic" w:hAnsi="Yu Gothic" w:eastAsia="游ゴシック"/>
+                <w:b w:val="0"/>
+                <w:sz w:val="19"/>
+              </w:rPr>
+              <w:t>10/9（金）</w:t>
+            </w:r>
+          </w:p>
+        </w:tc>
+        <w:tc>
+          <w:tcPr>
+            <w:tcW w:type="dxa" w:w="4819"/>
+          </w:tcPr>
+          <w:p>
+            <w:r/>
+            <w:r>
+              <w:rPr>
+                <w:rFonts w:ascii="Yu Gothic" w:hAnsi="Yu Gothic" w:eastAsia="游ゴシック"/>
+                <w:b w:val="0"/>
+                <w:sz w:val="19"/>
+              </w:rPr>
+              <w:t>A案・B案の骨子をメールで送付</w:t>
+            </w:r>
+          </w:p>
+        </w:tc>
+      </w:tr>
+      <w:tr>
+        <w:tc>
+          <w:tcPr>
+            <w:tcW w:type="dxa" w:w="4819"/>
+          </w:tcPr>
+          <w:p>
+            <w:r/>
+            <w:r>
+              <w:rPr>
+                <w:rFonts w:ascii="Yu Gothic" w:hAnsi="Yu Gothic" w:eastAsia="游ゴシック"/>
+                <w:b w:val="0"/>
+                <w:sz w:val="19"/>
+              </w:rPr>
+              <w:t>10/12（月）・10/13（火）</w:t>
+            </w:r>
+          </w:p>
+        </w:tc>
+        <w:tc>
+          <w:tcPr>
+            <w:tcW w:type="dxa" w:w="4819"/>
+          </w:tcPr>
+          <w:p>
+            <w:r/>
+            <w:r>
+              <w:rPr>
+                <w:rFonts w:ascii="Yu Gothic" w:hAnsi="Yu Gothic" w:eastAsia="游ゴシック"/>
+                <w:b w:val="0"/>
+                <w:sz w:val="19"/>
+              </w:rPr>
+              <w:t>顧客から資料を受領（Copilot 試行部署の状況／対象者リスト）</w:t>
+            </w:r>
+          </w:p>
+        </w:tc>
+      </w:tr>
+      <w:tr>
+        <w:tc>
+          <w:tcPr>
+            <w:tcW w:type="dxa" w:w="4819"/>
+          </w:tcPr>
+          <w:p>
+            <w:r/>
+            <w:r>
+              <w:rPr>
+                <w:rFonts w:ascii="Yu Gothic" w:hAnsi="Yu Gothic" w:eastAsia="游ゴシック"/>
+                <w:b w:val="0"/>
+                <w:sz w:val="19"/>
+              </w:rPr>
+              <w:t>10/16（金）14:00</w:t>
+            </w:r>
+          </w:p>
+        </w:tc>
+        <w:tc>
+          <w:tcPr>
+            <w:tcW w:type="dxa" w:w="4819"/>
+          </w:tcPr>
+          <w:p>
+            <w:r/>
+            <w:r>
+              <w:rPr>
+                <w:rFonts w:ascii="Yu Gothic" w:hAnsi="Yu Gothic" w:eastAsia="游ゴシック"/>
+                <w:b w:val="0"/>
+                <w:sz w:val="19"/>
+              </w:rPr>
+              <w:t>提案（A案・B案の提案書と概算、上長説明用の1枚、確認事項の一覧）</w:t>
+            </w:r>
+          </w:p>
+        </w:tc>
+      </w:tr>
+      <w:tr>
+        <w:tc>
+          <w:tcPr>
+            <w:tcW w:type="dxa" w:w="4819"/>
+          </w:tcPr>
+          <w:p>
+            <w:r/>
+            <w:r>
+              <w:rPr>
+                <w:rFonts w:ascii="Yu Gothic" w:hAnsi="Yu Gothic" w:eastAsia="游ゴシック"/>
+                <w:b w:val="0"/>
+                <w:sz w:val="19"/>
+              </w:rPr>
+              <w:t>11月上旬</w:t>
+            </w:r>
+          </w:p>
+        </w:tc>
+        <w:tc>
+          <w:tcPr>
+            <w:tcW w:type="dxa" w:w="4819"/>
+          </w:tcPr>
+          <w:p>
+            <w:r/>
+            <w:r>
+              <w:rPr>
+                <w:rFonts w:ascii="Yu Gothic" w:hAnsi="Yu Gothic" w:eastAsia="游ゴシック"/>
+                <w:b w:val="0"/>
+                <w:sz w:val="19"/>
+              </w:rPr>
+              <w:t>研修実施</w:t>
+            </w:r>
+          </w:p>
+        </w:tc>
+      </w:tr>
+    </w:tbl>
+    <w:p/>
     <w:p>
       <w:r>
         <w:rPr>
@@ -493,7 +758,7 @@
                 <w:b w:val="0"/>
                 <w:sz w:val="19"/>
               </w:rPr>
-              <w:t>お礼メールと社内報告を書き、行動リストを作る</w:t>
+              <w:t>議事録送付メール・社内報告・行動リスト・確認事項の一覧を作る</w:t>
             </w:r>
           </w:p>
         </w:tc>
@@ -543,7 +808,7 @@
                 <w:b w:val="0"/>
                 <w:sz w:val="19"/>
               </w:rPr>
-              <w:t>過去の研修実績を分析し、提案の根拠を探す</w:t>
+              <w:t>過去の研修実績を分析し、B案の追加支援を説明する材料を探す</w:t>
             </w:r>
           </w:p>
         </w:tc>
@@ -643,7 +908,7 @@
                 <w:b w:val="0"/>
                 <w:sz w:val="19"/>
               </w:rPr>
-              <w:t>A案・B案の提案書を書く</w:t>
+              <w:t>A案・B案の提案書と上長説明用の1枚を書く</w:t>
             </w:r>
           </w:p>
         </w:tc>
@@ -693,7 +958,7 @@
                 <w:b w:val="0"/>
                 <w:sz w:val="19"/>
               </w:rPr>
-              <w:t>提案スライドを作る</w:t>
+              <w:t>上長説明用の1枚と提案スライドを作る</w:t>
             </w:r>
           </w:p>
         </w:tc>
@@ -2587,7 +2852,7 @@
                 <w:b w:val="0"/>
                 <w:sz w:val="19"/>
               </w:rPr>
-              <w:t>議事録・お礼メール・社内報告・次回アクションの整理</w:t>
+              <w:t>議事録・議事録送付メール・社内報告・Next Action と確認事項の整理</w:t>
             </w:r>
           </w:p>
         </w:tc>
@@ -3334,7 +3599,7 @@
                 <w:b w:val="0"/>
                 <w:sz w:val="19"/>
               </w:rPr>
-              <w:t>顧客は商社の営業企画課長。所要時間は60分。予算と決裁者の質問は最後に</w:t>
+              <w:t>顧客は商社の人材開発担当者。所要時間は60分。予算と決裁の進め方の質問は最後に</w:t>
             </w:r>
           </w:p>
         </w:tc>
@@ -4979,7 +5244,7 @@
                 <w:b w:val="0"/>
                 <w:sz w:val="19"/>
               </w:rPr>
-              <w:t>みらい商事株式会社 → 商社A社／佐伯課長 → 顧客担当者X</w:t>
+              <w:t>みらい商事株式会社 → 商社A社／佐藤美和 → 顧客担当者X</w:t>
             </w:r>
           </w:p>
         </w:tc>
@@ -5129,7 +5394,7 @@
                 <w:b w:val="0"/>
                 <w:sz w:val="19"/>
               </w:rPr>
-              <w:t>大阪支社の統合計画 → （入力しない。必要なら「組織変更の可能性」程度に）</w:t>
+              <w:t>未公表の組織再編の計画 → （入力しない。必要なら「組織変更の可能性」程度に）</w:t>
             </w:r>
           </w:p>
         </w:tc>
@@ -6419,7 +6684,7 @@
                 <w:b w:val="0"/>
                 <w:sz w:val="19"/>
               </w:rPr>
-              <w:t>個人情報が残る</w:t>
+              <w:t>社名・氏名が残る</w:t>
             </w:r>
           </w:p>
         </w:tc>
@@ -6443,7 +6708,75 @@
                 <w:b w:val="0"/>
                 <w:sz w:val="19"/>
               </w:rPr>
-              <w:t xml:space="preserve"> 携帯番号などを削除しておく</w:t>
+              <w:t xml:space="preserve"> 社名・氏名を記号に置き換える（「佐藤美和」「佐藤」のように長い語から）</w:t>
+            </w:r>
+          </w:p>
+        </w:tc>
+      </w:tr>
+      <w:tr>
+        <w:tc>
+          <w:tcPr>
+            <w:tcW w:type="dxa" w:w="4819"/>
+          </w:tcPr>
+          <w:p>
+            <w:r/>
+            <w:r>
+              <w:rPr>
+                <w:rFonts w:ascii="Yu Gothic" w:hAnsi="Yu Gothic" w:eastAsia="游ゴシック"/>
+                <w:b w:val="0"/>
+                <w:sz w:val="19"/>
+              </w:rPr>
+              <w:t>話者が「話者A／B／C」のまま</w:t>
+            </w:r>
+          </w:p>
+        </w:tc>
+        <w:tc>
+          <w:tcPr>
+            <w:tcW w:type="dxa" w:w="4819"/>
+          </w:tcPr>
+          <w:p>
+            <w:r/>
+            <w:r>
+              <w:rPr>
+                <w:rFonts w:ascii="Yu Gothic" w:hAnsi="Yu Gothic" w:eastAsia="游ゴシック"/>
+                <w:b w:val="0"/>
+                <w:sz w:val="19"/>
+              </w:rPr>
+              <w:t>冒頭の自己紹介から話者を特定し、「話者A＝ELI 高橋」のように対応を示す</w:t>
+            </w:r>
+          </w:p>
+        </w:tc>
+      </w:tr>
+      <w:tr>
+        <w:tc>
+          <w:tcPr>
+            <w:tcW w:type="dxa" w:w="4819"/>
+          </w:tcPr>
+          <w:p>
+            <w:r/>
+            <w:r>
+              <w:rPr>
+                <w:rFonts w:ascii="Yu Gothic" w:hAnsi="Yu Gothic" w:eastAsia="游ゴシック"/>
+                <w:b w:val="0"/>
+                <w:sz w:val="19"/>
+              </w:rPr>
+              <w:t>決まっていないことが決定事項になる</w:t>
+            </w:r>
+          </w:p>
+        </w:tc>
+        <w:tc>
+          <w:tcPr>
+            <w:tcW w:type="dxa" w:w="4819"/>
+          </w:tcPr>
+          <w:p>
+            <w:r/>
+            <w:r>
+              <w:rPr>
+                <w:rFonts w:ascii="Yu Gothic" w:hAnsi="Yu Gothic" w:eastAsia="游ゴシック"/>
+                <w:b w:val="0"/>
+                <w:sz w:val="19"/>
+              </w:rPr>
+              <w:t>「未確定のことは“未確定事項”として分け、担当・期限が決まっていなければそう書いてください」</w:t>
             </w:r>
           </w:p>
         </w:tc>
@@ -6646,7 +6979,7 @@
                 <w:b w:val="0"/>
                 <w:sz w:val="19"/>
               </w:rPr>
-              <w:t>お礼・確認メール</w:t>
+              <w:t>議事録送付メール</w:t>
             </w:r>
           </w:p>
         </w:tc>
@@ -6678,7 +7011,7 @@
                 <w:b w:val="0"/>
                 <w:sz w:val="19"/>
               </w:rPr>
-              <w:t>感謝と認識合わせ</w:t>
+              <w:t>感謝と認識合わせ、Next Action の共有</w:t>
             </w:r>
           </w:p>
         </w:tc>
@@ -6702,15 +7035,7 @@
                 <w:b/>
                 <w:sz w:val="19"/>
               </w:rPr>
-              <w:t>CC の相手に見せてよい内容か</w:t>
-            </w:r>
-            <w:r>
-              <w:rPr>
-                <w:rFonts w:ascii="Yu Gothic" w:hAnsi="Yu Gothic" w:eastAsia="游ゴシック"/>
-                <w:b w:val="0"/>
-                <w:sz w:val="19"/>
-              </w:rPr>
-              <w:t xml:space="preserve"> を確認</w:t>
+              <w:t>未確定事項を確定したように書かない</w:t>
             </w:r>
           </w:p>
         </w:tc>
@@ -6877,14 +7202,28 @@
           <w:rFonts w:ascii="Yu Gothic" w:hAnsi="Yu Gothic" w:eastAsia="游ゴシック"/>
           <w:b/>
         </w:rPr>
-        <w:t>予算・競合情報・社内の相談事項</w:t>
+        <w:t>自社の社内事情・社内の相談事項</w:t>
       </w:r>
       <w:r>
         <w:rPr>
           <w:rFonts w:ascii="Yu Gothic" w:hAnsi="Yu Gothic" w:eastAsia="游ゴシック"/>
           <w:b w:val="0"/>
         </w:rPr>
-        <w:t xml:space="preserve"> が顧客向けメールに混ざっていないか確認する</w:t>
+        <w:t xml:space="preserve"> が顧客向けメールに混ざっていないか、</w:t>
+      </w:r>
+      <w:r>
+        <w:rPr>
+          <w:rFonts w:ascii="Yu Gothic" w:hAnsi="Yu Gothic" w:eastAsia="游ゴシック"/>
+          <w:b/>
+        </w:rPr>
+        <w:t>未確定事項を確定したように書いていないか</w:t>
+      </w:r>
+      <w:r>
+        <w:rPr>
+          <w:rFonts w:ascii="Yu Gothic" w:hAnsi="Yu Gothic" w:eastAsia="游ゴシック"/>
+          <w:b w:val="0"/>
+        </w:rPr>
+        <w:t xml:space="preserve"> 確認する</w:t>
       </w:r>
     </w:p>
     <w:p>
@@ -7383,7 +7722,7 @@
                 <w:b w:val="0"/>
                 <w:sz w:val="19"/>
               </w:rPr>
-              <w:t>「業務課題演習の有無で3か月後実践率に差があるか分析して」</w:t>
+              <w:t>「事後フォローの有無で1か月後活用率に差があるか分析して」</w:t>
             </w:r>
           </w:p>
         </w:tc>
@@ -7613,7 +7952,7 @@
                 <w:rFonts w:ascii="Consolas" w:hAnsi="Consolas" w:eastAsia="游ゴシック"/>
                 <w:sz w:val="18"/>
               </w:rPr>
-              <w:t>② 章ごとに材料を集める（議事録・分析結果・見積・コースカタログ）</w:t>
+              <w:t>② 章ごとに材料を集める（議事録・分析結果・見積・研修プログラム案）</w:t>
               <w:br/>
             </w:r>
             <w:r>
@@ -7743,7 +8082,7 @@
           <w:rFonts w:ascii="Yu Gothic" w:hAnsi="Yu Gothic" w:eastAsia="游ゴシック"/>
           <w:b w:val="0"/>
         </w:rPr>
-        <w:t>最後に「佐伯課長の上長（決裁者）の立場で読んで、</w:t>
+        <w:t>最後に「人材開発担当の上長（判断する人）の立場で読んで、</w:t>
       </w:r>
       <w:r>
         <w:rPr>
@@ -7777,6 +8116,32 @@
           <w:b w:val="0"/>
         </w:rPr>
         <w:t xml:space="preserve"> を出すときは、違い（日数・内容・フォロー・金額）を比較表にし、「どんな状況ならどちらを選ぶか」を書く</w:t>
+      </w:r>
+    </w:p>
+    <w:p>
+      <w:pPr>
+        <w:pStyle w:val="ListBullet"/>
+      </w:pPr>
+      <w:r>
+        <w:rPr>
+          <w:rFonts w:ascii="Yu Gothic" w:hAnsi="Yu Gothic" w:eastAsia="游ゴシック"/>
+          <w:b w:val="0"/>
+        </w:rPr>
+        <w:t xml:space="preserve">効果は </w:t>
+      </w:r>
+      <w:r>
+        <w:rPr>
+          <w:rFonts w:ascii="Yu Gothic" w:hAnsi="Yu Gothic" w:eastAsia="游ゴシック"/>
+          <w:b/>
+        </w:rPr>
+        <w:t>過大に書かない</w:t>
+      </w:r>
+      <w:r>
+        <w:rPr>
+          <w:rFonts w:ascii="Yu Gothic" w:hAnsi="Yu Gothic" w:eastAsia="游ゴシック"/>
+          <w:b w:val="0"/>
+        </w:rPr>
+        <w:t>。削減時間を人件費削減や売上増にそのまま換算しない</w:t>
       </w:r>
     </w:p>
     <w:p>
@@ -8199,7 +8564,7 @@
                 <w:rFonts w:ascii="Consolas" w:hAnsi="Consolas" w:eastAsia="游ゴシック"/>
                 <w:sz w:val="18"/>
               </w:rPr>
-              <w:t>文字起こし → [マスキング] → 議事録 → お礼メール → 社内報告 → 行動リスト</w:t>
+              <w:t>文字起こし → [マスキング] → 議事録 → 議事録送付メール → 社内報告 → 行動リスト・確認事項</w:t>
             </w:r>
           </w:p>
         </w:tc>

--- a/docs/word/02_受講者テキスト.docx
+++ b/docs/word/02_受講者テキスト.docx
@@ -3755,7 +3755,7 @@
                 <w:rFonts w:ascii="Consolas" w:hAnsi="Consolas" w:eastAsia="游ゴシック"/>
                 <w:sz w:val="18"/>
               </w:rPr>
-              <w:t xml:space="preserve">  商社の営業企画課長に向けて、法人営業向け生成AI研修の提案書の「課題認識」の章を書きたいです。</w:t>
+              <w:t xml:space="preserve">  商社の人材開発担当者に向けて、法人営業向け生成AI研修の提案書の「課題認識」の章を書きたいです。</w:t>
               <w:br/>
             </w:r>
             <w:r>
@@ -3763,7 +3763,7 @@
                 <w:rFonts w:ascii="Consolas" w:hAnsi="Consolas" w:eastAsia="游ゴシック"/>
                 <w:sz w:val="18"/>
               </w:rPr>
-              <w:t xml:space="preserve">  ヒアリングで分かった課題は次の3点です：（1）Copilot を試行しているが使い方が人によってバラバラ</w:t>
+              <w:t xml:space="preserve">  ヒアリングで分かった課題は次の3点です：（1）生成AIの利用状況に個人差が大きい</w:t>
               <w:br/>
             </w:r>
             <w:r>
@@ -3771,7 +3771,7 @@
                 <w:rFonts w:ascii="Consolas" w:hAnsi="Consolas" w:eastAsia="游ゴシック"/>
                 <w:sz w:val="18"/>
               </w:rPr>
-              <w:t xml:space="preserve">  （2）提案書や議事録に時間を取られている（3）顧客情報をどこまで入力してよいか分からない。</w:t>
+              <w:t xml:space="preserve">  （2）提案資料と議事録の作成に時間がかかっている（3）顧客情報を入力してよいのか不安が大きい。</w:t>
               <w:br/>
             </w:r>
             <w:r>

--- a/docs/word/02_受講者テキスト.docx
+++ b/docs/word/02_受講者テキスト.docx
@@ -3755,7 +3755,15 @@
                 <w:rFonts w:ascii="Consolas" w:hAnsi="Consolas" w:eastAsia="游ゴシック"/>
                 <w:sz w:val="18"/>
               </w:rPr>
-              <w:t xml:space="preserve">  商社の人材開発担当者に向けて、法人営業向け生成AI研修の提案書の「課題認識」の章を書きたいです。</w:t>
+              <w:t xml:space="preserve">  法人営業向け生成AI研修の提案書のうち、「課題認識」（お客様の課題を整理する部分）の文章を作りたいです。</w:t>
+              <w:br/>
+            </w:r>
+            <w:r>
+              <w:rPr>
+                <w:rFonts w:ascii="Consolas" w:hAnsi="Consolas" w:eastAsia="游ゴシック"/>
+                <w:sz w:val="18"/>
+              </w:rPr>
+              <w:t xml:space="preserve">  読み手は商社の人材開発担当者です。</w:t>
               <w:br/>
             </w:r>
             <w:r>

--- a/docs/word/02_受講者テキスト.docx
+++ b/docs/word/02_受講者テキスト.docx
@@ -5302,7 +5302,7 @@
                 <w:b w:val="0"/>
                 <w:sz w:val="19"/>
               </w:rPr>
-              <w:t>1名あたり約5万円 → 中程度の価格帯</w:t>
+              <w:t>競合は1名あたり約4万円 → 競合は中程度の価格帯</w:t>
             </w:r>
           </w:p>
         </w:tc>

--- a/docs/word/02_受講者テキスト.docx
+++ b/docs/word/02_受講者テキスト.docx
@@ -6590,7 +6590,7 @@
                 <w:b w:val="0"/>
                 <w:sz w:val="19"/>
               </w:rPr>
-              <w:t>「来週金曜」が残る</w:t>
+              <w:t>「今週金曜」が残る</w:t>
             </w:r>
           </w:p>
         </w:tc>
@@ -6641,40 +6641,6 @@
                 <w:sz w:val="19"/>
               </w:rPr>
               <w:t>「アクションは担当者・内容・期限の表にしてください。担当が不明な場合は“要確認”と書いてください」</w:t>
-            </w:r>
-          </w:p>
-        </w:tc>
-      </w:tr>
-      <w:tr>
-        <w:tc>
-          <w:tcPr>
-            <w:tcW w:type="dxa" w:w="4819"/>
-          </w:tcPr>
-          <w:p>
-            <w:r/>
-            <w:r>
-              <w:rPr>
-                <w:rFonts w:ascii="Yu Gothic" w:hAnsi="Yu Gothic" w:eastAsia="游ゴシック"/>
-                <w:b w:val="0"/>
-                <w:sz w:val="19"/>
-              </w:rPr>
-              <w:t>推測で決定事項が作られる</w:t>
-            </w:r>
-          </w:p>
-        </w:tc>
-        <w:tc>
-          <w:tcPr>
-            <w:tcW w:type="dxa" w:w="4819"/>
-          </w:tcPr>
-          <w:p>
-            <w:r/>
-            <w:r>
-              <w:rPr>
-                <w:rFonts w:ascii="Yu Gothic" w:hAnsi="Yu Gothic" w:eastAsia="游ゴシック"/>
-                <w:b w:val="0"/>
-                <w:sz w:val="19"/>
-              </w:rPr>
-              <w:t>「会議で明確に合意されたことだけを決定事項にし、それ以外は“検討事項”にしてください」</w:t>
             </w:r>
           </w:p>
         </w:tc>
@@ -6821,7 +6787,7 @@
                 <w:rFonts w:ascii="Consolas" w:hAnsi="Consolas" w:eastAsia="游ゴシック"/>
                 <w:sz w:val="18"/>
               </w:rPr>
-              <w:t>1. 会議の概要（日時・場所・出席者）</w:t>
+              <w:t>1. 会議の概要（日時・方法・出席者）</w:t>
               <w:br/>
             </w:r>
             <w:r>
@@ -6829,7 +6795,7 @@
                 <w:rFonts w:ascii="Consolas" w:hAnsi="Consolas" w:eastAsia="游ゴシック"/>
                 <w:sz w:val="18"/>
               </w:rPr>
-              <w:t>2. 背景・目的</w:t>
+              <w:t>2. 背景</w:t>
               <w:br/>
             </w:r>
             <w:r>
@@ -6837,7 +6803,7 @@
                 <w:rFonts w:ascii="Consolas" w:hAnsi="Consolas" w:eastAsia="游ゴシック"/>
                 <w:sz w:val="18"/>
               </w:rPr>
-              <w:t>3. 確認した要件</w:t>
+              <w:t>3. 確認した内容（対象・内容・金額・予算・決裁・時期など）</w:t>
               <w:br/>
             </w:r>
             <w:r>
@@ -6845,7 +6811,7 @@
                 <w:rFonts w:ascii="Consolas" w:hAnsi="Consolas" w:eastAsia="游ゴシック"/>
                 <w:sz w:val="18"/>
               </w:rPr>
-              <w:t>4. 懸念・課題</w:t>
+              <w:t>4. 決定事項（明確に合意されたことだけ）</w:t>
               <w:br/>
             </w:r>
             <w:r>
@@ -6853,7 +6819,7 @@
                 <w:rFonts w:ascii="Consolas" w:hAnsi="Consolas" w:eastAsia="游ゴシック"/>
                 <w:sz w:val="18"/>
               </w:rPr>
-              <w:t>5. 決定事項</w:t>
+              <w:t>5. 未確定事項（内容・現在の状況・担当・期限。決まっていなければ「未定」）</w:t>
               <w:br/>
             </w:r>
             <w:r>
@@ -6861,7 +6827,7 @@
                 <w:rFonts w:ascii="Consolas" w:hAnsi="Consolas" w:eastAsia="游ゴシック"/>
                 <w:sz w:val="18"/>
               </w:rPr>
-              <w:t>6. 次回までのアクション（担当・内容・期限）</w:t>
+              <w:t>6. Next Action（担当・内容・期限）</w:t>
             </w:r>
           </w:p>
         </w:tc>

--- a/docs/word/02_受講者テキスト.docx
+++ b/docs/word/02_受講者テキスト.docx
@@ -1521,6 +1521,76 @@
       </w:tr>
     </w:tbl>
     <w:p/>
+    <w:p>
+      <w:pPr>
+        <w:ind w:left="240"/>
+      </w:pPr>
+      <w:r>
+        <w:rPr>
+          <w:rFonts w:ascii="Yu Gothic" w:hAnsi="Yu Gothic" w:eastAsia="游ゴシック"/>
+          <w:b/>
+          <w:color w:val="404040"/>
+          <w:sz w:val="19"/>
+        </w:rPr>
+        <w:t>最近のトピック：AI エージェントによる侵入事例（2026年7月）</w:t>
+      </w:r>
+    </w:p>
+    <w:p>
+      <w:pPr>
+        <w:ind w:left="240"/>
+      </w:pPr>
+      <w:r>
+        <w:rPr>
+          <w:rFonts w:ascii="Yu Gothic" w:hAnsi="Yu Gothic" w:eastAsia="游ゴシック"/>
+          <w:b w:val="0"/>
+          <w:color w:val="404040"/>
+          <w:sz w:val="19"/>
+        </w:rPr>
+        <w:t>AI モデルの共有サイト Hugging Face の本番環境の一部に、自律的に動く AI エージェントが侵入しました。</w:t>
+      </w:r>
+    </w:p>
+    <w:p>
+      <w:pPr>
+        <w:ind w:left="240"/>
+      </w:pPr>
+      <w:r>
+        <w:rPr>
+          <w:rFonts w:ascii="Yu Gothic" w:hAnsi="Yu Gothic" w:eastAsia="游ゴシック"/>
+          <w:b w:val="0"/>
+          <w:color w:val="404040"/>
+          <w:sz w:val="19"/>
+        </w:rPr>
+        <w:t>入口は悪意のあるデータセットで、データを処理する仕組みの弱点を突いてコードを実行し、認証情報を奪って内部に広がりました（記録された操作は17,000件超）。</w:t>
+      </w:r>
+    </w:p>
+    <w:p>
+      <w:pPr>
+        <w:ind w:left="240"/>
+      </w:pPr>
+      <w:r>
+        <w:rPr>
+          <w:rFonts w:ascii="Yu Gothic" w:hAnsi="Yu Gothic" w:eastAsia="游ゴシック"/>
+          <w:b w:val="0"/>
+          <w:color w:val="404040"/>
+          <w:sz w:val="19"/>
+        </w:rPr>
+        <w:t>Hugging Face は AI を使って異常を検知し、操作ログを AI で分析して、数日かかる作業を数時間で終えました。その際、機密データを外に出さないよう、自社環境で動かすモデルを使っています。</w:t>
+      </w:r>
+    </w:p>
+    <w:p>
+      <w:pPr>
+        <w:ind w:left="240"/>
+      </w:pPr>
+      <w:r>
+        <w:rPr>
+          <w:rFonts w:ascii="Yu Gothic" w:hAnsi="Yu Gothic" w:eastAsia="游ゴシック"/>
+          <w:b w:val="0"/>
+          <w:color w:val="404040"/>
+          <w:sz w:val="19"/>
+        </w:rPr>
+        <w:t>出典：Hugging Face「Security incident disclosure — July 2026」、OpenAI「The Hugging Face incident and the road ahead」（2026年7月21日）</w:t>
+      </w:r>
+    </w:p>
     <w:p>
       <w:r>
         <w:rPr>

--- a/docs/word/02_受講者テキスト.docx
+++ b/docs/word/02_受講者テキスト.docx
@@ -1589,6 +1589,183 @@
           <w:sz w:val="19"/>
         </w:rPr>
         <w:t>出典：Hugging Face「Security incident disclosure — July 2026」、OpenAI「The Hugging Face incident and the road ahead」（2026年7月21日）</w:t>
+      </w:r>
+    </w:p>
+    <w:p>
+      <w:pPr>
+        <w:ind w:left="240"/>
+      </w:pPr>
+      <w:r>
+        <w:rPr>
+          <w:rFonts w:ascii="Yu Gothic" w:hAnsi="Yu Gothic" w:eastAsia="游ゴシック"/>
+          <w:b/>
+          <w:color w:val="404040"/>
+          <w:sz w:val="19"/>
+        </w:rPr>
+        <w:t>最近のトピック：「〇〇エンジニアリング」の変遷</w:t>
+      </w:r>
+    </w:p>
+    <w:p>
+      <w:pPr>
+        <w:ind w:left="240"/>
+      </w:pPr>
+      <w:r>
+        <w:rPr>
+          <w:rFonts w:ascii="Yu Gothic" w:hAnsi="Yu Gothic" w:eastAsia="游ゴシック"/>
+          <w:b w:val="0"/>
+          <w:color w:val="404040"/>
+          <w:sz w:val="19"/>
+        </w:rPr>
+        <w:t>AI をうまく使うために「何を設計するか」は、次のように広がってきました（呼び方・時期は提唱者によって異なり、まだ定まっていません）。</w:t>
+      </w:r>
+    </w:p>
+    <w:p>
+      <w:pPr>
+        <w:ind w:left="240"/>
+      </w:pPr>
+      <w:r>
+        <w:rPr>
+          <w:rFonts w:ascii="Yu Gothic" w:hAnsi="Yu Gothic" w:eastAsia="游ゴシック"/>
+          <w:b w:val="0"/>
+          <w:color w:val="404040"/>
+          <w:sz w:val="19"/>
+        </w:rPr>
+        <w:t xml:space="preserve"> </w:t>
+      </w:r>
+    </w:p>
+    <w:p>
+      <w:pPr>
+        <w:ind w:left="240"/>
+      </w:pPr>
+      <w:r>
+        <w:rPr>
+          <w:rFonts w:ascii="Yu Gothic" w:hAnsi="Yu Gothic" w:eastAsia="游ゴシック"/>
+          <w:b w:val="0"/>
+          <w:color w:val="404040"/>
+          <w:sz w:val="19"/>
+        </w:rPr>
+        <w:t>| 呼び方 | 時期 | 設計するもの | 前提となる利用環境 | 本研修 |</w:t>
+      </w:r>
+    </w:p>
+    <w:p>
+      <w:pPr>
+        <w:ind w:left="240"/>
+      </w:pPr>
+      <w:r>
+        <w:rPr>
+          <w:rFonts w:ascii="Yu Gothic" w:hAnsi="Yu Gothic" w:eastAsia="游ゴシック"/>
+          <w:b w:val="0"/>
+          <w:color w:val="404040"/>
+          <w:sz w:val="19"/>
+        </w:rPr>
+        <w:t>|---|---|---|---|---|</w:t>
+      </w:r>
+    </w:p>
+    <w:p>
+      <w:pPr>
+        <w:ind w:left="240"/>
+      </w:pPr>
+      <w:r>
+        <w:rPr>
+          <w:rFonts w:ascii="Yu Gothic" w:hAnsi="Yu Gothic" w:eastAsia="游ゴシック"/>
+          <w:b w:val="0"/>
+          <w:color w:val="404040"/>
+          <w:sz w:val="19"/>
+        </w:rPr>
+        <w:t>| プロンプト | 2022年〜 | 1回の指示文（役割・目的・前提・出力形式） | チャット画面での1問1答 | 第2章 |</w:t>
+      </w:r>
+    </w:p>
+    <w:p>
+      <w:pPr>
+        <w:ind w:left="240"/>
+      </w:pPr>
+      <w:r>
+        <w:rPr>
+          <w:rFonts w:ascii="Yu Gothic" w:hAnsi="Yu Gothic" w:eastAsia="游ゴシック"/>
+          <w:b w:val="0"/>
+          <w:color w:val="404040"/>
+          <w:sz w:val="19"/>
+        </w:rPr>
+        <w:t>| コンテキスト | 2025年〜 | AI に渡す情報全体（資料・履歴・検索結果・ツールの結果） | ファイル参照・ノートブック・社内データ連携・RAG | 第3〜8章 |</w:t>
+      </w:r>
+    </w:p>
+    <w:p>
+      <w:pPr>
+        <w:ind w:left="240"/>
+      </w:pPr>
+      <w:r>
+        <w:rPr>
+          <w:rFonts w:ascii="Yu Gothic" w:hAnsi="Yu Gothic" w:eastAsia="游ゴシック"/>
+          <w:b w:val="0"/>
+          <w:color w:val="404040"/>
+          <w:sz w:val="19"/>
+        </w:rPr>
+        <w:t>| ハーネス | 2026年〜 | AI が作業する仕組み（道具・権限・ルールファイル・テスト） | Codex などのエージェント環境 | 第10章 |</w:t>
+      </w:r>
+    </w:p>
+    <w:p>
+      <w:pPr>
+        <w:ind w:left="240"/>
+      </w:pPr>
+      <w:r>
+        <w:rPr>
+          <w:rFonts w:ascii="Yu Gothic" w:hAnsi="Yu Gothic" w:eastAsia="游ゴシック"/>
+          <w:b w:val="0"/>
+          <w:color w:val="404040"/>
+          <w:sz w:val="19"/>
+        </w:rPr>
+        <w:t>| ループ | 2026年〜 | 自律的に繰り返す回し方（完了条件・止める条件・人の確認点） | 長時間実行・定期実行・自動テストとの組み合わせ | 第10章 |</w:t>
+      </w:r>
+    </w:p>
+    <w:p>
+      <w:pPr>
+        <w:ind w:left="240"/>
+      </w:pPr>
+      <w:r>
+        <w:rPr>
+          <w:rFonts w:ascii="Yu Gothic" w:hAnsi="Yu Gothic" w:eastAsia="游ゴシック"/>
+          <w:b w:val="0"/>
+          <w:color w:val="404040"/>
+          <w:sz w:val="19"/>
+        </w:rPr>
+        <w:t xml:space="preserve"> </w:t>
+      </w:r>
+    </w:p>
+    <w:p>
+      <w:pPr>
+        <w:ind w:left="240"/>
+      </w:pPr>
+      <w:r>
+        <w:rPr>
+          <w:rFonts w:ascii="Yu Gothic" w:hAnsi="Yu Gothic" w:eastAsia="游ゴシック"/>
+          <w:b w:val="0"/>
+          <w:color w:val="404040"/>
+          <w:sz w:val="19"/>
+        </w:rPr>
+        <w:t>人の役割は「指示を書く → 材料をそろえる → 仕組みを整える → 回し方と止め方を決める」へと変わってきましたが、</w:t>
+      </w:r>
+    </w:p>
+    <w:p>
+      <w:pPr>
+        <w:ind w:left="240"/>
+      </w:pPr>
+      <w:r>
+        <w:rPr>
+          <w:rFonts w:ascii="Yu Gothic" w:hAnsi="Yu Gothic" w:eastAsia="游ゴシック"/>
+          <w:b/>
+          <w:color w:val="404040"/>
+          <w:sz w:val="19"/>
+        </w:rPr>
+        <w:t>何を AI に渡すかの判断、出力の確認、最終判断と責任は人</w:t>
+      </w:r>
+      <w:r>
+        <w:rPr>
+          <w:rFonts w:ascii="Yu Gothic" w:hAnsi="Yu Gothic" w:eastAsia="游ゴシック"/>
+          <w:b w:val="0"/>
+          <w:color w:val="404040"/>
+          <w:sz w:val="19"/>
+        </w:rPr>
+        <w:t xml:space="preserve"> であることは変わりません。</w:t>
       </w:r>
     </w:p>
     <w:p>

--- a/docs/word/02_受講者テキスト.docx
+++ b/docs/word/02_受講者テキスト.docx
@@ -1592,169 +1592,467 @@
       </w:r>
     </w:p>
     <w:p>
-      <w:pPr>
-        <w:ind w:left="240"/>
-      </w:pPr>
       <w:r>
         <w:rPr>
           <w:rFonts w:ascii="Yu Gothic" w:hAnsi="Yu Gothic" w:eastAsia="游ゴシック"/>
           <w:b/>
-          <w:color w:val="404040"/>
-          <w:sz w:val="19"/>
         </w:rPr>
-        <w:t>最近のトピック：「〇〇エンジニアリング」の変遷</w:t>
+        <w:t>【最近のトピック】「〇〇エンジニアリング」の変遷</w:t>
       </w:r>
     </w:p>
     <w:p>
-      <w:pPr>
-        <w:ind w:left="240"/>
-      </w:pPr>
       <w:r>
         <w:rPr>
           <w:rFonts w:ascii="Yu Gothic" w:hAnsi="Yu Gothic" w:eastAsia="游ゴシック"/>
           <w:b w:val="0"/>
-          <w:color w:val="404040"/>
-          <w:sz w:val="19"/>
         </w:rPr>
         <w:t>AI をうまく使うために「何を設計するか」は、次のように広がってきました（呼び方・時期は提唱者によって異なり、まだ定まっていません）。</w:t>
       </w:r>
     </w:p>
+    <w:tbl>
+      <w:tblPr>
+        <w:tblStyle w:val="TableGrid"/>
+        <w:tblW w:type="auto" w:w="0"/>
+        <w:tblLook w:firstColumn="1" w:firstRow="1" w:lastColumn="0" w:lastRow="0" w:noHBand="0" w:noVBand="1" w:val="04A0"/>
+      </w:tblPr>
+      <w:tblGrid>
+        <w:gridCol w:w="1928"/>
+        <w:gridCol w:w="1928"/>
+        <w:gridCol w:w="1928"/>
+        <w:gridCol w:w="1928"/>
+        <w:gridCol w:w="1928"/>
+      </w:tblGrid>
+      <w:tr>
+        <w:tc>
+          <w:tcPr>
+            <w:tcW w:type="dxa" w:w="1928"/>
+            <w:shd w:val="clear" w:color="auto" w:fill="DCE9F5"/>
+          </w:tcPr>
+          <w:p>
+            <w:r/>
+            <w:r>
+              <w:rPr>
+                <w:rFonts w:ascii="Yu Gothic" w:hAnsi="Yu Gothic" w:eastAsia="游ゴシック"/>
+                <w:b/>
+                <w:sz w:val="19"/>
+              </w:rPr>
+              <w:t>呼び方</w:t>
+            </w:r>
+          </w:p>
+        </w:tc>
+        <w:tc>
+          <w:tcPr>
+            <w:tcW w:type="dxa" w:w="1928"/>
+            <w:shd w:val="clear" w:color="auto" w:fill="DCE9F5"/>
+          </w:tcPr>
+          <w:p>
+            <w:r/>
+            <w:r>
+              <w:rPr>
+                <w:rFonts w:ascii="Yu Gothic" w:hAnsi="Yu Gothic" w:eastAsia="游ゴシック"/>
+                <w:b/>
+                <w:sz w:val="19"/>
+              </w:rPr>
+              <w:t>時期</w:t>
+            </w:r>
+          </w:p>
+        </w:tc>
+        <w:tc>
+          <w:tcPr>
+            <w:tcW w:type="dxa" w:w="1928"/>
+            <w:shd w:val="clear" w:color="auto" w:fill="DCE9F5"/>
+          </w:tcPr>
+          <w:p>
+            <w:r/>
+            <w:r>
+              <w:rPr>
+                <w:rFonts w:ascii="Yu Gothic" w:hAnsi="Yu Gothic" w:eastAsia="游ゴシック"/>
+                <w:b/>
+                <w:sz w:val="19"/>
+              </w:rPr>
+              <w:t>設計するもの</w:t>
+            </w:r>
+          </w:p>
+        </w:tc>
+        <w:tc>
+          <w:tcPr>
+            <w:tcW w:type="dxa" w:w="1928"/>
+            <w:shd w:val="clear" w:color="auto" w:fill="DCE9F5"/>
+          </w:tcPr>
+          <w:p>
+            <w:r/>
+            <w:r>
+              <w:rPr>
+                <w:rFonts w:ascii="Yu Gothic" w:hAnsi="Yu Gothic" w:eastAsia="游ゴシック"/>
+                <w:b/>
+                <w:sz w:val="19"/>
+              </w:rPr>
+              <w:t>前提となる利用環境</w:t>
+            </w:r>
+          </w:p>
+        </w:tc>
+        <w:tc>
+          <w:tcPr>
+            <w:tcW w:type="dxa" w:w="1928"/>
+            <w:shd w:val="clear" w:color="auto" w:fill="DCE9F5"/>
+          </w:tcPr>
+          <w:p>
+            <w:r/>
+            <w:r>
+              <w:rPr>
+                <w:rFonts w:ascii="Yu Gothic" w:hAnsi="Yu Gothic" w:eastAsia="游ゴシック"/>
+                <w:b/>
+                <w:sz w:val="19"/>
+              </w:rPr>
+              <w:t>本研修</w:t>
+            </w:r>
+          </w:p>
+        </w:tc>
+      </w:tr>
+      <w:tr>
+        <w:tc>
+          <w:tcPr>
+            <w:tcW w:type="dxa" w:w="1928"/>
+          </w:tcPr>
+          <w:p>
+            <w:r/>
+            <w:r>
+              <w:rPr>
+                <w:rFonts w:ascii="Yu Gothic" w:hAnsi="Yu Gothic" w:eastAsia="游ゴシック"/>
+                <w:b w:val="0"/>
+                <w:sz w:val="19"/>
+              </w:rPr>
+              <w:t>プロンプト</w:t>
+            </w:r>
+          </w:p>
+        </w:tc>
+        <w:tc>
+          <w:tcPr>
+            <w:tcW w:type="dxa" w:w="1928"/>
+          </w:tcPr>
+          <w:p>
+            <w:r/>
+            <w:r>
+              <w:rPr>
+                <w:rFonts w:ascii="Yu Gothic" w:hAnsi="Yu Gothic" w:eastAsia="游ゴシック"/>
+                <w:b w:val="0"/>
+                <w:sz w:val="19"/>
+              </w:rPr>
+              <w:t>2022年〜</w:t>
+            </w:r>
+          </w:p>
+        </w:tc>
+        <w:tc>
+          <w:tcPr>
+            <w:tcW w:type="dxa" w:w="1928"/>
+          </w:tcPr>
+          <w:p>
+            <w:r/>
+            <w:r>
+              <w:rPr>
+                <w:rFonts w:ascii="Yu Gothic" w:hAnsi="Yu Gothic" w:eastAsia="游ゴシック"/>
+                <w:b w:val="0"/>
+                <w:sz w:val="19"/>
+              </w:rPr>
+              <w:t>1回の指示文（役割・目的・前提・出力形式）</w:t>
+            </w:r>
+          </w:p>
+        </w:tc>
+        <w:tc>
+          <w:tcPr>
+            <w:tcW w:type="dxa" w:w="1928"/>
+          </w:tcPr>
+          <w:p>
+            <w:r/>
+            <w:r>
+              <w:rPr>
+                <w:rFonts w:ascii="Yu Gothic" w:hAnsi="Yu Gothic" w:eastAsia="游ゴシック"/>
+                <w:b w:val="0"/>
+                <w:sz w:val="19"/>
+              </w:rPr>
+              <w:t>チャット画面での1問1答</w:t>
+            </w:r>
+          </w:p>
+        </w:tc>
+        <w:tc>
+          <w:tcPr>
+            <w:tcW w:type="dxa" w:w="1928"/>
+          </w:tcPr>
+          <w:p>
+            <w:r/>
+            <w:r>
+              <w:rPr>
+                <w:rFonts w:ascii="Yu Gothic" w:hAnsi="Yu Gothic" w:eastAsia="游ゴシック"/>
+                <w:b w:val="0"/>
+                <w:sz w:val="19"/>
+              </w:rPr>
+              <w:t>第2章</w:t>
+            </w:r>
+          </w:p>
+        </w:tc>
+      </w:tr>
+      <w:tr>
+        <w:tc>
+          <w:tcPr>
+            <w:tcW w:type="dxa" w:w="1928"/>
+          </w:tcPr>
+          <w:p>
+            <w:r/>
+            <w:r>
+              <w:rPr>
+                <w:rFonts w:ascii="Yu Gothic" w:hAnsi="Yu Gothic" w:eastAsia="游ゴシック"/>
+                <w:b w:val="0"/>
+                <w:sz w:val="19"/>
+              </w:rPr>
+              <w:t>コンテキスト</w:t>
+            </w:r>
+          </w:p>
+        </w:tc>
+        <w:tc>
+          <w:tcPr>
+            <w:tcW w:type="dxa" w:w="1928"/>
+          </w:tcPr>
+          <w:p>
+            <w:r/>
+            <w:r>
+              <w:rPr>
+                <w:rFonts w:ascii="Yu Gothic" w:hAnsi="Yu Gothic" w:eastAsia="游ゴシック"/>
+                <w:b w:val="0"/>
+                <w:sz w:val="19"/>
+              </w:rPr>
+              <w:t>2025年〜</w:t>
+            </w:r>
+          </w:p>
+        </w:tc>
+        <w:tc>
+          <w:tcPr>
+            <w:tcW w:type="dxa" w:w="1928"/>
+          </w:tcPr>
+          <w:p>
+            <w:r/>
+            <w:r>
+              <w:rPr>
+                <w:rFonts w:ascii="Yu Gothic" w:hAnsi="Yu Gothic" w:eastAsia="游ゴシック"/>
+                <w:b w:val="0"/>
+                <w:sz w:val="19"/>
+              </w:rPr>
+              <w:t>AI に渡す情報全体（資料・履歴・検索結果・ツールの結果）</w:t>
+            </w:r>
+          </w:p>
+        </w:tc>
+        <w:tc>
+          <w:tcPr>
+            <w:tcW w:type="dxa" w:w="1928"/>
+          </w:tcPr>
+          <w:p>
+            <w:r/>
+            <w:r>
+              <w:rPr>
+                <w:rFonts w:ascii="Yu Gothic" w:hAnsi="Yu Gothic" w:eastAsia="游ゴシック"/>
+                <w:b w:val="0"/>
+                <w:sz w:val="19"/>
+              </w:rPr>
+              <w:t>ファイル参照・ノートブック・社内データ連携・RAG</w:t>
+            </w:r>
+          </w:p>
+        </w:tc>
+        <w:tc>
+          <w:tcPr>
+            <w:tcW w:type="dxa" w:w="1928"/>
+          </w:tcPr>
+          <w:p>
+            <w:r/>
+            <w:r>
+              <w:rPr>
+                <w:rFonts w:ascii="Yu Gothic" w:hAnsi="Yu Gothic" w:eastAsia="游ゴシック"/>
+                <w:b w:val="0"/>
+                <w:sz w:val="19"/>
+              </w:rPr>
+              <w:t>第3〜8章</w:t>
+            </w:r>
+          </w:p>
+        </w:tc>
+      </w:tr>
+      <w:tr>
+        <w:tc>
+          <w:tcPr>
+            <w:tcW w:type="dxa" w:w="1928"/>
+          </w:tcPr>
+          <w:p>
+            <w:r/>
+            <w:r>
+              <w:rPr>
+                <w:rFonts w:ascii="Yu Gothic" w:hAnsi="Yu Gothic" w:eastAsia="游ゴシック"/>
+                <w:b w:val="0"/>
+                <w:sz w:val="19"/>
+              </w:rPr>
+              <w:t>ハーネス</w:t>
+            </w:r>
+          </w:p>
+        </w:tc>
+        <w:tc>
+          <w:tcPr>
+            <w:tcW w:type="dxa" w:w="1928"/>
+          </w:tcPr>
+          <w:p>
+            <w:r/>
+            <w:r>
+              <w:rPr>
+                <w:rFonts w:ascii="Yu Gothic" w:hAnsi="Yu Gothic" w:eastAsia="游ゴシック"/>
+                <w:b w:val="0"/>
+                <w:sz w:val="19"/>
+              </w:rPr>
+              <w:t>2026年〜</w:t>
+            </w:r>
+          </w:p>
+        </w:tc>
+        <w:tc>
+          <w:tcPr>
+            <w:tcW w:type="dxa" w:w="1928"/>
+          </w:tcPr>
+          <w:p>
+            <w:r/>
+            <w:r>
+              <w:rPr>
+                <w:rFonts w:ascii="Yu Gothic" w:hAnsi="Yu Gothic" w:eastAsia="游ゴシック"/>
+                <w:b w:val="0"/>
+                <w:sz w:val="19"/>
+              </w:rPr>
+              <w:t>AI が作業する仕組み（道具・権限・ルールファイル・テスト）</w:t>
+            </w:r>
+          </w:p>
+        </w:tc>
+        <w:tc>
+          <w:tcPr>
+            <w:tcW w:type="dxa" w:w="1928"/>
+          </w:tcPr>
+          <w:p>
+            <w:r/>
+            <w:r>
+              <w:rPr>
+                <w:rFonts w:ascii="Yu Gothic" w:hAnsi="Yu Gothic" w:eastAsia="游ゴシック"/>
+                <w:b w:val="0"/>
+                <w:sz w:val="19"/>
+              </w:rPr>
+              <w:t>Codex などのエージェント環境</w:t>
+            </w:r>
+          </w:p>
+        </w:tc>
+        <w:tc>
+          <w:tcPr>
+            <w:tcW w:type="dxa" w:w="1928"/>
+          </w:tcPr>
+          <w:p>
+            <w:r/>
+            <w:r>
+              <w:rPr>
+                <w:rFonts w:ascii="Yu Gothic" w:hAnsi="Yu Gothic" w:eastAsia="游ゴシック"/>
+                <w:b w:val="0"/>
+                <w:sz w:val="19"/>
+              </w:rPr>
+              <w:t>第10章</w:t>
+            </w:r>
+          </w:p>
+        </w:tc>
+      </w:tr>
+      <w:tr>
+        <w:tc>
+          <w:tcPr>
+            <w:tcW w:type="dxa" w:w="1928"/>
+          </w:tcPr>
+          <w:p>
+            <w:r/>
+            <w:r>
+              <w:rPr>
+                <w:rFonts w:ascii="Yu Gothic" w:hAnsi="Yu Gothic" w:eastAsia="游ゴシック"/>
+                <w:b w:val="0"/>
+                <w:sz w:val="19"/>
+              </w:rPr>
+              <w:t>ループ</w:t>
+            </w:r>
+          </w:p>
+        </w:tc>
+        <w:tc>
+          <w:tcPr>
+            <w:tcW w:type="dxa" w:w="1928"/>
+          </w:tcPr>
+          <w:p>
+            <w:r/>
+            <w:r>
+              <w:rPr>
+                <w:rFonts w:ascii="Yu Gothic" w:hAnsi="Yu Gothic" w:eastAsia="游ゴシック"/>
+                <w:b w:val="0"/>
+                <w:sz w:val="19"/>
+              </w:rPr>
+              <w:t>2026年〜</w:t>
+            </w:r>
+          </w:p>
+        </w:tc>
+        <w:tc>
+          <w:tcPr>
+            <w:tcW w:type="dxa" w:w="1928"/>
+          </w:tcPr>
+          <w:p>
+            <w:r/>
+            <w:r>
+              <w:rPr>
+                <w:rFonts w:ascii="Yu Gothic" w:hAnsi="Yu Gothic" w:eastAsia="游ゴシック"/>
+                <w:b w:val="0"/>
+                <w:sz w:val="19"/>
+              </w:rPr>
+              <w:t>自律的に繰り返す回し方（完了条件・止める条件・人の確認点）</w:t>
+            </w:r>
+          </w:p>
+        </w:tc>
+        <w:tc>
+          <w:tcPr>
+            <w:tcW w:type="dxa" w:w="1928"/>
+          </w:tcPr>
+          <w:p>
+            <w:r/>
+            <w:r>
+              <w:rPr>
+                <w:rFonts w:ascii="Yu Gothic" w:hAnsi="Yu Gothic" w:eastAsia="游ゴシック"/>
+                <w:b w:val="0"/>
+                <w:sz w:val="19"/>
+              </w:rPr>
+              <w:t>長時間実行・定期実行・自動テストとの組み合わせ</w:t>
+            </w:r>
+          </w:p>
+        </w:tc>
+        <w:tc>
+          <w:tcPr>
+            <w:tcW w:type="dxa" w:w="1928"/>
+          </w:tcPr>
+          <w:p>
+            <w:r/>
+            <w:r>
+              <w:rPr>
+                <w:rFonts w:ascii="Yu Gothic" w:hAnsi="Yu Gothic" w:eastAsia="游ゴシック"/>
+                <w:b w:val="0"/>
+                <w:sz w:val="19"/>
+              </w:rPr>
+              <w:t>第10章</w:t>
+            </w:r>
+          </w:p>
+        </w:tc>
+      </w:tr>
+    </w:tbl>
+    <w:p/>
     <w:p>
-      <w:pPr>
-        <w:ind w:left="240"/>
-      </w:pPr>
       <w:r>
         <w:rPr>
           <w:rFonts w:ascii="Yu Gothic" w:hAnsi="Yu Gothic" w:eastAsia="游ゴシック"/>
           <w:b w:val="0"/>
-          <w:color w:val="404040"/>
-          <w:sz w:val="19"/>
-        </w:rPr>
-        <w:t xml:space="preserve"> </w:t>
-      </w:r>
-    </w:p>
-    <w:p>
-      <w:pPr>
-        <w:ind w:left="240"/>
-      </w:pPr>
-      <w:r>
-        <w:rPr>
-          <w:rFonts w:ascii="Yu Gothic" w:hAnsi="Yu Gothic" w:eastAsia="游ゴシック"/>
-          <w:b w:val="0"/>
-          <w:color w:val="404040"/>
-          <w:sz w:val="19"/>
-        </w:rPr>
-        <w:t>| 呼び方 | 時期 | 設計するもの | 前提となる利用環境 | 本研修 |</w:t>
-      </w:r>
-    </w:p>
-    <w:p>
-      <w:pPr>
-        <w:ind w:left="240"/>
-      </w:pPr>
-      <w:r>
-        <w:rPr>
-          <w:rFonts w:ascii="Yu Gothic" w:hAnsi="Yu Gothic" w:eastAsia="游ゴシック"/>
-          <w:b w:val="0"/>
-          <w:color w:val="404040"/>
-          <w:sz w:val="19"/>
-        </w:rPr>
-        <w:t>|---|---|---|---|---|</w:t>
-      </w:r>
-    </w:p>
-    <w:p>
-      <w:pPr>
-        <w:ind w:left="240"/>
-      </w:pPr>
-      <w:r>
-        <w:rPr>
-          <w:rFonts w:ascii="Yu Gothic" w:hAnsi="Yu Gothic" w:eastAsia="游ゴシック"/>
-          <w:b w:val="0"/>
-          <w:color w:val="404040"/>
-          <w:sz w:val="19"/>
-        </w:rPr>
-        <w:t>| プロンプト | 2022年〜 | 1回の指示文（役割・目的・前提・出力形式） | チャット画面での1問1答 | 第2章 |</w:t>
-      </w:r>
-    </w:p>
-    <w:p>
-      <w:pPr>
-        <w:ind w:left="240"/>
-      </w:pPr>
-      <w:r>
-        <w:rPr>
-          <w:rFonts w:ascii="Yu Gothic" w:hAnsi="Yu Gothic" w:eastAsia="游ゴシック"/>
-          <w:b w:val="0"/>
-          <w:color w:val="404040"/>
-          <w:sz w:val="19"/>
-        </w:rPr>
-        <w:t>| コンテキスト | 2025年〜 | AI に渡す情報全体（資料・履歴・検索結果・ツールの結果） | ファイル参照・ノートブック・社内データ連携・RAG | 第3〜8章 |</w:t>
-      </w:r>
-    </w:p>
-    <w:p>
-      <w:pPr>
-        <w:ind w:left="240"/>
-      </w:pPr>
-      <w:r>
-        <w:rPr>
-          <w:rFonts w:ascii="Yu Gothic" w:hAnsi="Yu Gothic" w:eastAsia="游ゴシック"/>
-          <w:b w:val="0"/>
-          <w:color w:val="404040"/>
-          <w:sz w:val="19"/>
-        </w:rPr>
-        <w:t>| ハーネス | 2026年〜 | AI が作業する仕組み（道具・権限・ルールファイル・テスト） | Codex などのエージェント環境 | 第10章 |</w:t>
-      </w:r>
-    </w:p>
-    <w:p>
-      <w:pPr>
-        <w:ind w:left="240"/>
-      </w:pPr>
-      <w:r>
-        <w:rPr>
-          <w:rFonts w:ascii="Yu Gothic" w:hAnsi="Yu Gothic" w:eastAsia="游ゴシック"/>
-          <w:b w:val="0"/>
-          <w:color w:val="404040"/>
-          <w:sz w:val="19"/>
-        </w:rPr>
-        <w:t>| ループ | 2026年〜 | 自律的に繰り返す回し方（完了条件・止める条件・人の確認点） | 長時間実行・定期実行・自動テストとの組み合わせ | 第10章 |</w:t>
-      </w:r>
-    </w:p>
-    <w:p>
-      <w:pPr>
-        <w:ind w:left="240"/>
-      </w:pPr>
-      <w:r>
-        <w:rPr>
-          <w:rFonts w:ascii="Yu Gothic" w:hAnsi="Yu Gothic" w:eastAsia="游ゴシック"/>
-          <w:b w:val="0"/>
-          <w:color w:val="404040"/>
-          <w:sz w:val="19"/>
-        </w:rPr>
-        <w:t xml:space="preserve"> </w:t>
-      </w:r>
-    </w:p>
-    <w:p>
-      <w:pPr>
-        <w:ind w:left="240"/>
-      </w:pPr>
-      <w:r>
-        <w:rPr>
-          <w:rFonts w:ascii="Yu Gothic" w:hAnsi="Yu Gothic" w:eastAsia="游ゴシック"/>
-          <w:b w:val="0"/>
-          <w:color w:val="404040"/>
-          <w:sz w:val="19"/>
         </w:rPr>
         <w:t>人の役割は「指示を書く → 材料をそろえる → 仕組みを整える → 回し方と止め方を決める」へと変わってきましたが、</w:t>
       </w:r>
     </w:p>
     <w:p>
-      <w:pPr>
-        <w:ind w:left="240"/>
-      </w:pPr>
       <w:r>
         <w:rPr>
           <w:rFonts w:ascii="Yu Gothic" w:hAnsi="Yu Gothic" w:eastAsia="游ゴシック"/>
           <w:b/>
-          <w:color w:val="404040"/>
-          <w:sz w:val="19"/>
         </w:rPr>
         <w:t>何を AI に渡すかの判断、出力の確認、最終判断と責任は人</w:t>
       </w:r>
@@ -1762,8 +2060,6 @@
         <w:rPr>
           <w:rFonts w:ascii="Yu Gothic" w:hAnsi="Yu Gothic" w:eastAsia="游ゴシック"/>
           <w:b w:val="0"/>
-          <w:color w:val="404040"/>
-          <w:sz w:val="19"/>
         </w:rPr>
         <w:t xml:space="preserve"> であることは変わりません。</w:t>
       </w:r>

--- a/docs/word/02_受講者テキスト.docx
+++ b/docs/word/02_受講者テキスト.docx
@@ -8414,6 +8414,433 @@
           <w:b w:val="0"/>
         </w:rPr>
         <w:t xml:space="preserve"> は、Copilot に数式を作らせ、人が一行ずつ確認する</w:t>
+      </w:r>
+    </w:p>
+    <w:p>
+      <w:pPr>
+        <w:pStyle w:val="ListBullet"/>
+      </w:pPr>
+      <w:r>
+        <w:rPr>
+          <w:rFonts w:ascii="Yu Gothic" w:hAnsi="Yu Gothic" w:eastAsia="游ゴシック"/>
+          <w:b w:val="0"/>
+        </w:rPr>
+        <w:t xml:space="preserve">提案書に載せる数字は </w:t>
+      </w:r>
+      <w:r>
+        <w:rPr>
+          <w:rFonts w:ascii="Yu Gothic" w:hAnsi="Yu Gothic" w:eastAsia="游ゴシック"/>
+          <w:b/>
+        </w:rPr>
+        <w:t>傾向として控えめに書く</w:t>
+      </w:r>
+      <w:r>
+        <w:rPr>
+          <w:rFonts w:ascii="Yu Gothic" w:hAnsi="Yu Gothic" w:eastAsia="游ゴシック"/>
+          <w:b w:val="0"/>
+        </w:rPr>
+        <w:t>。商談では「削減時間をそのまま人件費削減や売上増には換算しない」と説明している</w:t>
+      </w:r>
+    </w:p>
+    <w:p>
+      <w:pPr>
+        <w:pStyle w:val="Heading2"/>
+      </w:pPr>
+      <w:r>
+        <w:rPr>
+          <w:rFonts w:ascii="Yu Gothic" w:hAnsi="Yu Gothic" w:eastAsia="游ゴシック"/>
+          <w:color w:val="004D88"/>
+        </w:rPr>
+        <w:t>6.4 A案・B案の概算の組み立て</w:t>
+      </w:r>
+    </w:p>
+    <w:p>
+      <w:r>
+        <w:rPr>
+          <w:rFonts w:ascii="Yu Gothic" w:hAnsi="Yu Gothic" w:eastAsia="游ゴシック"/>
+          <w:b w:val="0"/>
+        </w:rPr>
+        <w:t xml:space="preserve">研修部分は共通で、違いは </w:t>
+      </w:r>
+      <w:r>
+        <w:rPr>
+          <w:rFonts w:ascii="Yu Gothic" w:hAnsi="Yu Gothic" w:eastAsia="游ゴシック"/>
+          <w:b/>
+        </w:rPr>
+        <w:t>追加支援（事前診断・活用フォロー）の有無</w:t>
+      </w:r>
+      <w:r>
+        <w:rPr>
+          <w:rFonts w:ascii="Yu Gothic" w:hAnsi="Yu Gothic" w:eastAsia="游ゴシック"/>
+          <w:b w:val="0"/>
+        </w:rPr>
+        <w:t xml:space="preserve"> だけです（金額は税抜・20名）。</w:t>
+      </w:r>
+    </w:p>
+    <w:tbl>
+      <w:tblPr>
+        <w:tblStyle w:val="TableGrid"/>
+        <w:tblW w:type="auto" w:w="0"/>
+        <w:tblLook w:firstColumn="1" w:firstRow="1" w:lastColumn="0" w:lastRow="0" w:noHBand="0" w:noVBand="1" w:val="04A0"/>
+      </w:tblPr>
+      <w:tblGrid>
+        <w:gridCol w:w="3213"/>
+        <w:gridCol w:w="3213"/>
+        <w:gridCol w:w="3213"/>
+      </w:tblGrid>
+      <w:tr>
+        <w:tc>
+          <w:tcPr>
+            <w:tcW w:type="dxa" w:w="3213"/>
+            <w:shd w:val="clear" w:color="auto" w:fill="DCE9F5"/>
+          </w:tcPr>
+          <w:p>
+            <w:r/>
+            <w:r>
+              <w:rPr>
+                <w:rFonts w:ascii="Yu Gothic" w:hAnsi="Yu Gothic" w:eastAsia="游ゴシック"/>
+                <w:b/>
+                <w:sz w:val="19"/>
+              </w:rPr>
+              <w:t>項目</w:t>
+            </w:r>
+          </w:p>
+        </w:tc>
+        <w:tc>
+          <w:tcPr>
+            <w:tcW w:type="dxa" w:w="3213"/>
+            <w:shd w:val="clear" w:color="auto" w:fill="DCE9F5"/>
+          </w:tcPr>
+          <w:p>
+            <w:r/>
+            <w:r>
+              <w:rPr>
+                <w:rFonts w:ascii="Yu Gothic" w:hAnsi="Yu Gothic" w:eastAsia="游ゴシック"/>
+                <w:b/>
+                <w:sz w:val="19"/>
+              </w:rPr>
+              <w:t>A案</w:t>
+            </w:r>
+          </w:p>
+        </w:tc>
+        <w:tc>
+          <w:tcPr>
+            <w:tcW w:type="dxa" w:w="3213"/>
+            <w:shd w:val="clear" w:color="auto" w:fill="DCE9F5"/>
+          </w:tcPr>
+          <w:p>
+            <w:r/>
+            <w:r>
+              <w:rPr>
+                <w:rFonts w:ascii="Yu Gothic" w:hAnsi="Yu Gothic" w:eastAsia="游ゴシック"/>
+                <w:b/>
+                <w:sz w:val="19"/>
+              </w:rPr>
+              <w:t>B案</w:t>
+            </w:r>
+          </w:p>
+        </w:tc>
+      </w:tr>
+      <w:tr>
+        <w:tc>
+          <w:tcPr>
+            <w:tcW w:type="dxa" w:w="3213"/>
+          </w:tcPr>
+          <w:p>
+            <w:r/>
+            <w:r>
+              <w:rPr>
+                <w:rFonts w:ascii="Yu Gothic" w:hAnsi="Yu Gothic" w:eastAsia="游ゴシック"/>
+                <w:b w:val="0"/>
+                <w:sz w:val="19"/>
+              </w:rPr>
+              <w:t>集合研修（2日間・1クラス20名まで）</w:t>
+            </w:r>
+          </w:p>
+        </w:tc>
+        <w:tc>
+          <w:tcPr>
+            <w:tcW w:type="dxa" w:w="3213"/>
+          </w:tcPr>
+          <w:p>
+            <w:r/>
+            <w:r>
+              <w:rPr>
+                <w:rFonts w:ascii="Yu Gothic" w:hAnsi="Yu Gothic" w:eastAsia="游ゴシック"/>
+                <w:b w:val="0"/>
+                <w:sz w:val="19"/>
+              </w:rPr>
+              <w:t>500,000円</w:t>
+            </w:r>
+          </w:p>
+        </w:tc>
+        <w:tc>
+          <w:tcPr>
+            <w:tcW w:type="dxa" w:w="3213"/>
+          </w:tcPr>
+          <w:p>
+            <w:r/>
+            <w:r>
+              <w:rPr>
+                <w:rFonts w:ascii="Yu Gothic" w:hAnsi="Yu Gothic" w:eastAsia="游ゴシック"/>
+                <w:b w:val="0"/>
+                <w:sz w:val="19"/>
+              </w:rPr>
+              <w:t>500,000円</w:t>
+            </w:r>
+          </w:p>
+        </w:tc>
+      </w:tr>
+      <w:tr>
+        <w:tc>
+          <w:tcPr>
+            <w:tcW w:type="dxa" w:w="3213"/>
+          </w:tcPr>
+          <w:p>
+            <w:r/>
+            <w:r>
+              <w:rPr>
+                <w:rFonts w:ascii="Yu Gothic" w:hAnsi="Yu Gothic" w:eastAsia="游ゴシック"/>
+                <w:b w:val="0"/>
+                <w:sz w:val="19"/>
+              </w:rPr>
+              <w:t>教材（5,000円×20名）</w:t>
+            </w:r>
+          </w:p>
+        </w:tc>
+        <w:tc>
+          <w:tcPr>
+            <w:tcW w:type="dxa" w:w="3213"/>
+          </w:tcPr>
+          <w:p>
+            <w:r/>
+            <w:r>
+              <w:rPr>
+                <w:rFonts w:ascii="Yu Gothic" w:hAnsi="Yu Gothic" w:eastAsia="游ゴシック"/>
+                <w:b w:val="0"/>
+                <w:sz w:val="19"/>
+              </w:rPr>
+              <w:t>100,000円</w:t>
+            </w:r>
+          </w:p>
+        </w:tc>
+        <w:tc>
+          <w:tcPr>
+            <w:tcW w:type="dxa" w:w="3213"/>
+          </w:tcPr>
+          <w:p>
+            <w:r/>
+            <w:r>
+              <w:rPr>
+                <w:rFonts w:ascii="Yu Gothic" w:hAnsi="Yu Gothic" w:eastAsia="游ゴシック"/>
+                <w:b w:val="0"/>
+                <w:sz w:val="19"/>
+              </w:rPr>
+              <w:t>100,000円</w:t>
+            </w:r>
+          </w:p>
+        </w:tc>
+      </w:tr>
+      <w:tr>
+        <w:tc>
+          <w:tcPr>
+            <w:tcW w:type="dxa" w:w="3213"/>
+          </w:tcPr>
+          <w:p>
+            <w:r/>
+            <w:r>
+              <w:rPr>
+                <w:rFonts w:ascii="Yu Gothic" w:hAnsi="Yu Gothic" w:eastAsia="游ゴシック"/>
+                <w:b w:val="0"/>
+                <w:sz w:val="19"/>
+              </w:rPr>
+              <w:t>事前診断</w:t>
+            </w:r>
+          </w:p>
+        </w:tc>
+        <w:tc>
+          <w:tcPr>
+            <w:tcW w:type="dxa" w:w="3213"/>
+          </w:tcPr>
+          <w:p>
+            <w:r/>
+            <w:r>
+              <w:rPr>
+                <w:rFonts w:ascii="Yu Gothic" w:hAnsi="Yu Gothic" w:eastAsia="游ゴシック"/>
+                <w:b w:val="0"/>
+                <w:sz w:val="19"/>
+              </w:rPr>
+              <w:t>—</w:t>
+            </w:r>
+          </w:p>
+        </w:tc>
+        <w:tc>
+          <w:tcPr>
+            <w:tcW w:type="dxa" w:w="3213"/>
+          </w:tcPr>
+          <w:p>
+            <w:r/>
+            <w:r>
+              <w:rPr>
+                <w:rFonts w:ascii="Yu Gothic" w:hAnsi="Yu Gothic" w:eastAsia="游ゴシック"/>
+                <w:b w:val="0"/>
+                <w:sz w:val="19"/>
+              </w:rPr>
+              <w:t>200,000円</w:t>
+            </w:r>
+          </w:p>
+        </w:tc>
+      </w:tr>
+      <w:tr>
+        <w:tc>
+          <w:tcPr>
+            <w:tcW w:type="dxa" w:w="3213"/>
+          </w:tcPr>
+          <w:p>
+            <w:r/>
+            <w:r>
+              <w:rPr>
+                <w:rFonts w:ascii="Yu Gothic" w:hAnsi="Yu Gothic" w:eastAsia="游ゴシック"/>
+                <w:b w:val="0"/>
+                <w:sz w:val="19"/>
+              </w:rPr>
+              <w:t>受講後1か月の活用フォロー</w:t>
+            </w:r>
+          </w:p>
+        </w:tc>
+        <w:tc>
+          <w:tcPr>
+            <w:tcW w:type="dxa" w:w="3213"/>
+          </w:tcPr>
+          <w:p>
+            <w:r/>
+            <w:r>
+              <w:rPr>
+                <w:rFonts w:ascii="Yu Gothic" w:hAnsi="Yu Gothic" w:eastAsia="游ゴシック"/>
+                <w:b w:val="0"/>
+                <w:sz w:val="19"/>
+              </w:rPr>
+              <w:t>—</w:t>
+            </w:r>
+          </w:p>
+        </w:tc>
+        <w:tc>
+          <w:tcPr>
+            <w:tcW w:type="dxa" w:w="3213"/>
+          </w:tcPr>
+          <w:p>
+            <w:r/>
+            <w:r>
+              <w:rPr>
+                <w:rFonts w:ascii="Yu Gothic" w:hAnsi="Yu Gothic" w:eastAsia="游ゴシック"/>
+                <w:b w:val="0"/>
+                <w:sz w:val="19"/>
+              </w:rPr>
+              <w:t>200,000円</w:t>
+            </w:r>
+          </w:p>
+        </w:tc>
+      </w:tr>
+      <w:tr>
+        <w:tc>
+          <w:tcPr>
+            <w:tcW w:type="dxa" w:w="3213"/>
+          </w:tcPr>
+          <w:p>
+            <w:r/>
+            <w:r>
+              <w:rPr>
+                <w:rFonts w:ascii="Yu Gothic" w:hAnsi="Yu Gothic" w:eastAsia="游ゴシック"/>
+                <w:b/>
+                <w:sz w:val="19"/>
+              </w:rPr>
+              <w:t>合計（1名あたり）</w:t>
+            </w:r>
+          </w:p>
+        </w:tc>
+        <w:tc>
+          <w:tcPr>
+            <w:tcW w:type="dxa" w:w="3213"/>
+          </w:tcPr>
+          <w:p>
+            <w:r/>
+            <w:r>
+              <w:rPr>
+                <w:rFonts w:ascii="Yu Gothic" w:hAnsi="Yu Gothic" w:eastAsia="游ゴシック"/>
+                <w:b/>
+                <w:sz w:val="19"/>
+              </w:rPr>
+              <w:t>600,000円（30,000円）</w:t>
+            </w:r>
+          </w:p>
+        </w:tc>
+        <w:tc>
+          <w:tcPr>
+            <w:tcW w:type="dxa" w:w="3213"/>
+          </w:tcPr>
+          <w:p>
+            <w:r/>
+            <w:r>
+              <w:rPr>
+                <w:rFonts w:ascii="Yu Gothic" w:hAnsi="Yu Gothic" w:eastAsia="游ゴシック"/>
+                <w:b/>
+                <w:sz w:val="19"/>
+              </w:rPr>
+              <w:t>1,000,000円（50,000円）</w:t>
+            </w:r>
+          </w:p>
+        </w:tc>
+      </w:tr>
+    </w:tbl>
+    <w:p/>
+    <w:p>
+      <w:pPr>
+        <w:pStyle w:val="ListBullet"/>
+      </w:pPr>
+      <w:r>
+        <w:rPr>
+          <w:rFonts w:ascii="Yu Gothic" w:hAnsi="Yu Gothic" w:eastAsia="游ゴシック"/>
+          <w:b w:val="0"/>
+        </w:rPr>
+        <w:t>差額は 400,000円。受講者が20名を超えるとクラス数が増える（24名なら A案 1,120,000円／B案 1,520,000円）</w:t>
+      </w:r>
+    </w:p>
+    <w:p>
+      <w:pPr>
+        <w:pStyle w:val="ListBullet"/>
+      </w:pPr>
+      <w:r>
+        <w:rPr>
+          <w:rFonts w:ascii="Yu Gothic" w:hAnsi="Yu Gothic" w:eastAsia="游ゴシック"/>
+          <w:b w:val="0"/>
+        </w:rPr>
+        <w:t>見積に含まないもの：会場・端末・必要なライセンス（みらい商事で手配）、無制限の個別相談、アプリ開発</w:t>
+      </w:r>
+    </w:p>
+    <w:p>
+      <w:pPr>
+        <w:pStyle w:val="ListBullet"/>
+      </w:pPr>
+      <w:r>
+        <w:rPr>
+          <w:rFonts w:ascii="Yu Gothic" w:hAnsi="Yu Gothic" w:eastAsia="游ゴシック"/>
+          <w:b w:val="0"/>
+        </w:rPr>
+        <w:t xml:space="preserve">予算の目安100万円は </w:t>
+      </w:r>
+      <w:r>
+        <w:rPr>
+          <w:rFonts w:ascii="Yu Gothic" w:hAnsi="Yu Gothic" w:eastAsia="游ゴシック"/>
+          <w:b/>
+        </w:rPr>
+        <w:t>承認前</w:t>
+      </w:r>
+      <w:r>
+        <w:rPr>
+          <w:rFonts w:ascii="Yu Gothic" w:hAnsi="Yu Gothic" w:eastAsia="游ゴシック"/>
+          <w:b w:val="0"/>
+        </w:rPr>
+        <w:t xml:space="preserve"> であり、承認済みの上限ではない</w:t>
       </w:r>
     </w:p>
     <w:p>

--- a/docs/word/02_受講者テキスト.docx
+++ b/docs/word/02_受講者テキスト.docx
@@ -8936,7 +8936,494 @@
           <w:rFonts w:ascii="Yu Gothic" w:hAnsi="Yu Gothic" w:eastAsia="游ゴシック"/>
           <w:color w:val="004D88"/>
         </w:rPr>
-        <w:t>7.2 良い提案書にするための指示</w:t>
+        <w:t>7.2 提案書の8つの章と使う材料</w:t>
+      </w:r>
+    </w:p>
+    <w:tbl>
+      <w:tblPr>
+        <w:tblStyle w:val="TableGrid"/>
+        <w:tblW w:type="auto" w:w="0"/>
+        <w:tblLook w:firstColumn="1" w:firstRow="1" w:lastColumn="0" w:lastRow="0" w:noHBand="0" w:noVBand="1" w:val="04A0"/>
+      </w:tblPr>
+      <w:tblGrid>
+        <w:gridCol w:w="3213"/>
+        <w:gridCol w:w="3213"/>
+        <w:gridCol w:w="3213"/>
+      </w:tblGrid>
+      <w:tr>
+        <w:tc>
+          <w:tcPr>
+            <w:tcW w:type="dxa" w:w="3213"/>
+            <w:shd w:val="clear" w:color="auto" w:fill="DCE9F5"/>
+          </w:tcPr>
+          <w:p>
+            <w:r/>
+            <w:r>
+              <w:rPr>
+                <w:rFonts w:ascii="Yu Gothic" w:hAnsi="Yu Gothic" w:eastAsia="游ゴシック"/>
+                <w:b/>
+                <w:sz w:val="19"/>
+              </w:rPr>
+              <w:t>章</w:t>
+            </w:r>
+          </w:p>
+        </w:tc>
+        <w:tc>
+          <w:tcPr>
+            <w:tcW w:type="dxa" w:w="3213"/>
+            <w:shd w:val="clear" w:color="auto" w:fill="DCE9F5"/>
+          </w:tcPr>
+          <w:p>
+            <w:r/>
+            <w:r>
+              <w:rPr>
+                <w:rFonts w:ascii="Yu Gothic" w:hAnsi="Yu Gothic" w:eastAsia="游ゴシック"/>
+                <w:b/>
+                <w:sz w:val="19"/>
+              </w:rPr>
+              <w:t>使う材料</w:t>
+            </w:r>
+          </w:p>
+        </w:tc>
+        <w:tc>
+          <w:tcPr>
+            <w:tcW w:type="dxa" w:w="3213"/>
+            <w:shd w:val="clear" w:color="auto" w:fill="DCE9F5"/>
+          </w:tcPr>
+          <w:p>
+            <w:r/>
+            <w:r>
+              <w:rPr>
+                <w:rFonts w:ascii="Yu Gothic" w:hAnsi="Yu Gothic" w:eastAsia="游ゴシック"/>
+                <w:b/>
+                <w:sz w:val="19"/>
+              </w:rPr>
+              <w:t>書くときの注意</w:t>
+            </w:r>
+          </w:p>
+        </w:tc>
+      </w:tr>
+      <w:tr>
+        <w:tc>
+          <w:tcPr>
+            <w:tcW w:type="dxa" w:w="3213"/>
+          </w:tcPr>
+          <w:p>
+            <w:r/>
+            <w:r>
+              <w:rPr>
+                <w:rFonts w:ascii="Yu Gothic" w:hAnsi="Yu Gothic" w:eastAsia="游ゴシック"/>
+                <w:b w:val="0"/>
+                <w:sz w:val="19"/>
+              </w:rPr>
+              <w:t>1. ご提案の背景</w:t>
+            </w:r>
+          </w:p>
+        </w:tc>
+        <w:tc>
+          <w:tcPr>
+            <w:tcW w:type="dxa" w:w="3213"/>
+          </w:tcPr>
+          <w:p>
+            <w:r/>
+            <w:r>
+              <w:rPr>
+                <w:rFonts w:ascii="Yu Gothic" w:hAnsi="Yu Gothic" w:eastAsia="游ゴシック"/>
+                <w:b w:val="0"/>
+                <w:sz w:val="19"/>
+              </w:rPr>
+              <w:t>演習6 議事録</w:t>
+            </w:r>
+          </w:p>
+        </w:tc>
+        <w:tc>
+          <w:tcPr>
+            <w:tcW w:type="dxa" w:w="3213"/>
+          </w:tcPr>
+          <w:p>
+            <w:r/>
+            <w:r>
+              <w:rPr>
+                <w:rFonts w:ascii="Yu Gothic" w:hAnsi="Yu Gothic" w:eastAsia="游ゴシック"/>
+                <w:b w:val="0"/>
+                <w:sz w:val="19"/>
+              </w:rPr>
+              <w:t>利用状況の差・Copilot 試行・顧客情報への不安</w:t>
+            </w:r>
+          </w:p>
+        </w:tc>
+      </w:tr>
+      <w:tr>
+        <w:tc>
+          <w:tcPr>
+            <w:tcW w:type="dxa" w:w="3213"/>
+          </w:tcPr>
+          <w:p>
+            <w:r/>
+            <w:r>
+              <w:rPr>
+                <w:rFonts w:ascii="Yu Gothic" w:hAnsi="Yu Gothic" w:eastAsia="游ゴシック"/>
+                <w:b w:val="0"/>
+                <w:sz w:val="19"/>
+              </w:rPr>
+              <w:t>2. 課題認識</w:t>
+            </w:r>
+          </w:p>
+        </w:tc>
+        <w:tc>
+          <w:tcPr>
+            <w:tcW w:type="dxa" w:w="3213"/>
+          </w:tcPr>
+          <w:p>
+            <w:r/>
+            <w:r>
+              <w:rPr>
+                <w:rFonts w:ascii="Yu Gothic" w:hAnsi="Yu Gothic" w:eastAsia="游ゴシック"/>
+                <w:b w:val="0"/>
+                <w:sz w:val="19"/>
+              </w:rPr>
+              <w:t>演習6 議事録</w:t>
+            </w:r>
+          </w:p>
+        </w:tc>
+        <w:tc>
+          <w:tcPr>
+            <w:tcW w:type="dxa" w:w="3213"/>
+          </w:tcPr>
+          <w:p>
+            <w:r/>
+            <w:r>
+              <w:rPr>
+                <w:rFonts w:ascii="Yu Gothic" w:hAnsi="Yu Gothic" w:eastAsia="游ゴシック"/>
+                <w:b w:val="0"/>
+                <w:sz w:val="19"/>
+              </w:rPr>
+              <w:t>お客様の言葉を活かして3〜5点</w:t>
+            </w:r>
+          </w:p>
+        </w:tc>
+      </w:tr>
+      <w:tr>
+        <w:tc>
+          <w:tcPr>
+            <w:tcW w:type="dxa" w:w="3213"/>
+          </w:tcPr>
+          <w:p>
+            <w:r/>
+            <w:r>
+              <w:rPr>
+                <w:rFonts w:ascii="Yu Gothic" w:hAnsi="Yu Gothic" w:eastAsia="游ゴシック"/>
+                <w:b w:val="0"/>
+                <w:sz w:val="19"/>
+              </w:rPr>
+              <w:t>3. ねらいと到達目標</w:t>
+            </w:r>
+          </w:p>
+        </w:tc>
+        <w:tc>
+          <w:tcPr>
+            <w:tcW w:type="dxa" w:w="3213"/>
+          </w:tcPr>
+          <w:p>
+            <w:r/>
+            <w:r>
+              <w:rPr>
+                <w:rFonts w:ascii="Yu Gothic" w:hAnsi="Yu Gothic" w:eastAsia="游ゴシック"/>
+                <w:b w:val="0"/>
+                <w:sz w:val="19"/>
+              </w:rPr>
+              <w:t>07_研修プログラム案</w:t>
+            </w:r>
+          </w:p>
+        </w:tc>
+        <w:tc>
+          <w:tcPr>
+            <w:tcW w:type="dxa" w:w="3213"/>
+          </w:tcPr>
+          <w:p>
+            <w:r/>
+            <w:r>
+              <w:rPr>
+                <w:rFonts w:ascii="Yu Gothic" w:hAnsi="Yu Gothic" w:eastAsia="游ゴシック"/>
+                <w:b w:val="0"/>
+                <w:sz w:val="19"/>
+              </w:rPr>
+              <w:t>「できるようになること」を具体的に</w:t>
+            </w:r>
+          </w:p>
+        </w:tc>
+      </w:tr>
+      <w:tr>
+        <w:tc>
+          <w:tcPr>
+            <w:tcW w:type="dxa" w:w="3213"/>
+          </w:tcPr>
+          <w:p>
+            <w:r/>
+            <w:r>
+              <w:rPr>
+                <w:rFonts w:ascii="Yu Gothic" w:hAnsi="Yu Gothic" w:eastAsia="游ゴシック"/>
+                <w:b w:val="0"/>
+                <w:sz w:val="19"/>
+              </w:rPr>
+              <w:t>4. ご提案内容（A案・B案）</w:t>
+            </w:r>
+          </w:p>
+        </w:tc>
+        <w:tc>
+          <w:tcPr>
+            <w:tcW w:type="dxa" w:w="3213"/>
+          </w:tcPr>
+          <w:p>
+            <w:r/>
+            <w:r>
+              <w:rPr>
+                <w:rFonts w:ascii="Yu Gothic" w:hAnsi="Yu Gothic" w:eastAsia="游ゴシック"/>
+                <w:b w:val="0"/>
+                <w:sz w:val="19"/>
+              </w:rPr>
+              <w:t>07_研修プログラム案、議事録</w:t>
+            </w:r>
+          </w:p>
+        </w:tc>
+        <w:tc>
+          <w:tcPr>
+            <w:tcW w:type="dxa" w:w="3213"/>
+          </w:tcPr>
+          <w:p>
+            <w:r/>
+            <w:r>
+              <w:rPr>
+                <w:rFonts w:ascii="Yu Gothic" w:hAnsi="Yu Gothic" w:eastAsia="游ゴシック"/>
+                <w:b w:val="0"/>
+                <w:sz w:val="19"/>
+              </w:rPr>
+              <w:t>研修は共通。違いを比較表で</w:t>
+            </w:r>
+          </w:p>
+        </w:tc>
+      </w:tr>
+      <w:tr>
+        <w:tc>
+          <w:tcPr>
+            <w:tcW w:type="dxa" w:w="3213"/>
+          </w:tcPr>
+          <w:p>
+            <w:r/>
+            <w:r>
+              <w:rPr>
+                <w:rFonts w:ascii="Yu Gothic" w:hAnsi="Yu Gothic" w:eastAsia="游ゴシック"/>
+                <w:b w:val="0"/>
+                <w:sz w:val="19"/>
+              </w:rPr>
+              <w:t>5. 効果の確認方法</w:t>
+            </w:r>
+          </w:p>
+        </w:tc>
+        <w:tc>
+          <w:tcPr>
+            <w:tcW w:type="dxa" w:w="3213"/>
+          </w:tcPr>
+          <w:p>
+            <w:r/>
+            <w:r>
+              <w:rPr>
+                <w:rFonts w:ascii="Yu Gothic" w:hAnsi="Yu Gothic" w:eastAsia="游ゴシック"/>
+                <w:b w:val="0"/>
+                <w:sz w:val="19"/>
+              </w:rPr>
+              <w:t>議事録、演習9の一文</w:t>
+            </w:r>
+          </w:p>
+        </w:tc>
+        <w:tc>
+          <w:tcPr>
+            <w:tcW w:type="dxa" w:w="3213"/>
+          </w:tcPr>
+          <w:p>
+            <w:r/>
+            <w:r>
+              <w:rPr>
+                <w:rFonts w:ascii="Yu Gothic" w:hAnsi="Yu Gothic" w:eastAsia="游ゴシック"/>
+                <w:b w:val="0"/>
+                <w:sz w:val="19"/>
+              </w:rPr>
+              <w:t>3段階。削減時間を金額に換算しない</w:t>
+            </w:r>
+          </w:p>
+        </w:tc>
+      </w:tr>
+      <w:tr>
+        <w:tc>
+          <w:tcPr>
+            <w:tcW w:type="dxa" w:w="3213"/>
+          </w:tcPr>
+          <w:p>
+            <w:r/>
+            <w:r>
+              <w:rPr>
+                <w:rFonts w:ascii="Yu Gothic" w:hAnsi="Yu Gothic" w:eastAsia="游ゴシック"/>
+                <w:b w:val="0"/>
+                <w:sz w:val="19"/>
+              </w:rPr>
+              <w:t>6. 実施体制・スケジュール</w:t>
+            </w:r>
+          </w:p>
+        </w:tc>
+        <w:tc>
+          <w:tcPr>
+            <w:tcW w:type="dxa" w:w="3213"/>
+          </w:tcPr>
+          <w:p>
+            <w:r/>
+            <w:r>
+              <w:rPr>
+                <w:rFonts w:ascii="Yu Gothic" w:hAnsi="Yu Gothic" w:eastAsia="游ゴシック"/>
+                <w:b w:val="0"/>
+                <w:sz w:val="19"/>
+              </w:rPr>
+              <w:t>議事録</w:t>
+            </w:r>
+          </w:p>
+        </w:tc>
+        <w:tc>
+          <w:tcPr>
+            <w:tcW w:type="dxa" w:w="3213"/>
+          </w:tcPr>
+          <w:p>
+            <w:r/>
+            <w:r>
+              <w:rPr>
+                <w:rFonts w:ascii="Yu Gothic" w:hAnsi="Yu Gothic" w:eastAsia="游ゴシック"/>
+                <w:b w:val="0"/>
+                <w:sz w:val="19"/>
+              </w:rPr>
+              <w:t>会場・端末・ライセンスは顧客が手配</w:t>
+            </w:r>
+          </w:p>
+        </w:tc>
+      </w:tr>
+      <w:tr>
+        <w:tc>
+          <w:tcPr>
+            <w:tcW w:type="dxa" w:w="3213"/>
+          </w:tcPr>
+          <w:p>
+            <w:r/>
+            <w:r>
+              <w:rPr>
+                <w:rFonts w:ascii="Yu Gothic" w:hAnsi="Yu Gothic" w:eastAsia="游ゴシック"/>
+                <w:b w:val="0"/>
+                <w:sz w:val="19"/>
+              </w:rPr>
+              <w:t>7. 概算お見積</w:t>
+            </w:r>
+          </w:p>
+        </w:tc>
+        <w:tc>
+          <w:tcPr>
+            <w:tcW w:type="dxa" w:w="3213"/>
+          </w:tcPr>
+          <w:p>
+            <w:r/>
+            <w:r>
+              <w:rPr>
+                <w:rFonts w:ascii="Yu Gothic" w:hAnsi="Yu Gothic" w:eastAsia="游ゴシック"/>
+                <w:b w:val="0"/>
+                <w:sz w:val="19"/>
+              </w:rPr>
+              <w:t>演習10 概算</w:t>
+            </w:r>
+          </w:p>
+        </w:tc>
+        <w:tc>
+          <w:tcPr>
+            <w:tcW w:type="dxa" w:w="3213"/>
+          </w:tcPr>
+          <w:p>
+            <w:r/>
+            <w:r>
+              <w:rPr>
+                <w:rFonts w:ascii="Yu Gothic" w:hAnsi="Yu Gothic" w:eastAsia="游ゴシック"/>
+                <w:b w:val="0"/>
+                <w:sz w:val="19"/>
+              </w:rPr>
+              <w:t>税抜・1名あたり・含まないもの</w:t>
+            </w:r>
+          </w:p>
+        </w:tc>
+      </w:tr>
+      <w:tr>
+        <w:tc>
+          <w:tcPr>
+            <w:tcW w:type="dxa" w:w="3213"/>
+          </w:tcPr>
+          <w:p>
+            <w:r/>
+            <w:r>
+              <w:rPr>
+                <w:rFonts w:ascii="Yu Gothic" w:hAnsi="Yu Gothic" w:eastAsia="游ゴシック"/>
+                <w:b w:val="0"/>
+                <w:sz w:val="19"/>
+              </w:rPr>
+              <w:t>8. 確認事項</w:t>
+            </w:r>
+          </w:p>
+        </w:tc>
+        <w:tc>
+          <w:tcPr>
+            <w:tcW w:type="dxa" w:w="3213"/>
+          </w:tcPr>
+          <w:p>
+            <w:r/>
+            <w:r>
+              <w:rPr>
+                <w:rFonts w:ascii="Yu Gothic" w:hAnsi="Yu Gothic" w:eastAsia="游ゴシック"/>
+                <w:b w:val="0"/>
+                <w:sz w:val="19"/>
+              </w:rPr>
+              <w:t>演習8 確認事項の一覧</w:t>
+            </w:r>
+          </w:p>
+        </w:tc>
+        <w:tc>
+          <w:tcPr>
+            <w:tcW w:type="dxa" w:w="3213"/>
+          </w:tcPr>
+          <w:p>
+            <w:r/>
+            <w:r>
+              <w:rPr>
+                <w:rFonts w:ascii="Yu Gothic" w:hAnsi="Yu Gothic" w:eastAsia="游ゴシック"/>
+                <w:b w:val="0"/>
+                <w:sz w:val="19"/>
+              </w:rPr>
+              <w:t>未確定は未確定のまま</w:t>
+            </w:r>
+          </w:p>
+        </w:tc>
+      </w:tr>
+    </w:tbl>
+    <w:p/>
+    <w:p>
+      <w:r>
+        <w:rPr>
+          <w:rFonts w:ascii="Yu Gothic" w:hAnsi="Yu Gothic" w:eastAsia="游ゴシック"/>
+          <w:b w:val="0"/>
+        </w:rPr>
+        <w:t>材料がそろっていない章は Copilot に書かせない（材料にないことを補って書いてしまうため）。</w:t>
+      </w:r>
+    </w:p>
+    <w:p>
+      <w:pPr>
+        <w:pStyle w:val="Heading2"/>
+      </w:pPr>
+      <w:r>
+        <w:rPr>
+          <w:rFonts w:ascii="Yu Gothic" w:hAnsi="Yu Gothic" w:eastAsia="游ゴシック"/>
+          <w:color w:val="004D88"/>
+        </w:rPr>
+        <w:t>7.3 良い提案書にするための指示</w:t>
       </w:r>
     </w:p>
     <w:p>
@@ -9026,40 +9513,21 @@
           <w:rFonts w:ascii="Yu Gothic" w:hAnsi="Yu Gothic" w:eastAsia="游ゴシック"/>
           <w:b w:val="0"/>
         </w:rPr>
-        <w:t>最後に「人材開発担当の上長（判断する人）の立場で読んで、</w:t>
+        <w:t>「</w:t>
       </w:r>
       <w:r>
         <w:rPr>
           <w:rFonts w:ascii="Yu Gothic" w:hAnsi="Yu Gothic" w:eastAsia="游ゴシック"/>
           <w:b/>
         </w:rPr>
-        <w:t>判断に困る点</w:t>
+        <w:t>未確定の事項を、決まったことのように書かないで</w:t>
       </w:r>
       <w:r>
         <w:rPr>
           <w:rFonts w:ascii="Yu Gothic" w:hAnsi="Yu Gothic" w:eastAsia="游ゴシック"/>
           <w:b w:val="0"/>
         </w:rPr>
-        <w:t xml:space="preserve"> を指摘して」と頼む</w:t>
-      </w:r>
-    </w:p>
-    <w:p>
-      <w:pPr>
-        <w:pStyle w:val="ListBullet"/>
-      </w:pPr>
-      <w:r>
-        <w:rPr>
-          <w:rFonts w:ascii="Yu Gothic" w:hAnsi="Yu Gothic" w:eastAsia="游ゴシック"/>
-          <w:b/>
-        </w:rPr>
-        <w:t>A案・B案の2案</w:t>
-      </w:r>
-      <w:r>
-        <w:rPr>
-          <w:rFonts w:ascii="Yu Gothic" w:hAnsi="Yu Gothic" w:eastAsia="游ゴシック"/>
-          <w:b w:val="0"/>
-        </w:rPr>
-        <w:t xml:space="preserve"> を出すときは、違い（日数・内容・フォロー・金額）を比較表にし、「どんな状況ならどちらを選ぶか」を書く</w:t>
+        <w:t>」— 利用可否・フォロー担当・予算承認</w:t>
       </w:r>
     </w:p>
     <w:p>
@@ -9090,6 +9558,32 @@
     </w:p>
     <w:p>
       <w:pPr>
+        <w:pStyle w:val="ListBullet"/>
+      </w:pPr>
+      <w:r>
+        <w:rPr>
+          <w:rFonts w:ascii="Yu Gothic" w:hAnsi="Yu Gothic" w:eastAsia="游ゴシック"/>
+          <w:b w:val="0"/>
+        </w:rPr>
+        <w:t>最後に「人材開発担当の上長（判断する人）の立場で読んで、</w:t>
+      </w:r>
+      <w:r>
+        <w:rPr>
+          <w:rFonts w:ascii="Yu Gothic" w:hAnsi="Yu Gothic" w:eastAsia="游ゴシック"/>
+          <w:b/>
+        </w:rPr>
+        <w:t>判断に困る点</w:t>
+      </w:r>
+      <w:r>
+        <w:rPr>
+          <w:rFonts w:ascii="Yu Gothic" w:hAnsi="Yu Gothic" w:eastAsia="游ゴシック"/>
+          <w:b w:val="0"/>
+        </w:rPr>
+        <w:t xml:space="preserve"> を指摘して」と頼む</w:t>
+      </w:r>
+    </w:p>
+    <w:p>
+      <w:pPr>
         <w:pStyle w:val="Heading2"/>
       </w:pPr>
       <w:r>
@@ -9097,7 +9591,7 @@
           <w:rFonts w:ascii="Yu Gothic" w:hAnsi="Yu Gothic" w:eastAsia="游ゴシック"/>
           <w:color w:val="004D88"/>
         </w:rPr>
-        <w:t>7.3 提案書のチェックリスト</w:t>
+        <w:t>7.4 A案・B案の見せ方</w:t>
       </w:r>
     </w:p>
     <w:p>
@@ -9106,7 +9600,470 @@
           <w:rFonts w:ascii="Yu Gothic" w:hAnsi="Yu Gothic" w:eastAsia="游ゴシック"/>
           <w:b w:val="0"/>
         </w:rPr>
-        <w:t>☐ 顧客名・担当者名・日付は正しいか</w:t>
+        <w:t>違い（事前診断・活用フォロー・金額）を比較表にし、「</w:t>
+      </w:r>
+      <w:r>
+        <w:rPr>
+          <w:rFonts w:ascii="Yu Gothic" w:hAnsi="Yu Gothic" w:eastAsia="游ゴシック"/>
+          <w:b/>
+        </w:rPr>
+        <w:t>どんな状況ならどちらを選ぶか</w:t>
+      </w:r>
+      <w:r>
+        <w:rPr>
+          <w:rFonts w:ascii="Yu Gothic" w:hAnsi="Yu Gothic" w:eastAsia="游ゴシック"/>
+          <w:b w:val="0"/>
+        </w:rPr>
+        <w:t>」を書きます。</w:t>
+      </w:r>
+    </w:p>
+    <w:tbl>
+      <w:tblPr>
+        <w:tblStyle w:val="TableGrid"/>
+        <w:tblW w:type="auto" w:w="0"/>
+        <w:tblLook w:firstColumn="1" w:firstRow="1" w:lastColumn="0" w:lastRow="0" w:noHBand="0" w:noVBand="1" w:val="04A0"/>
+      </w:tblPr>
+      <w:tblGrid>
+        <w:gridCol w:w="3213"/>
+        <w:gridCol w:w="3213"/>
+        <w:gridCol w:w="3213"/>
+      </w:tblGrid>
+      <w:tr>
+        <w:tc>
+          <w:tcPr>
+            <w:tcW w:type="dxa" w:w="3213"/>
+            <w:shd w:val="clear" w:color="auto" w:fill="DCE9F5"/>
+          </w:tcPr>
+          <w:p>
+            <w:r/>
+            <w:r>
+              <w:rPr>
+                <w:rFonts w:ascii="Yu Gothic" w:hAnsi="Yu Gothic" w:eastAsia="游ゴシック"/>
+                <w:b/>
+                <w:sz w:val="19"/>
+              </w:rPr>
+              <w:t>項目</w:t>
+            </w:r>
+          </w:p>
+        </w:tc>
+        <w:tc>
+          <w:tcPr>
+            <w:tcW w:type="dxa" w:w="3213"/>
+            <w:shd w:val="clear" w:color="auto" w:fill="DCE9F5"/>
+          </w:tcPr>
+          <w:p>
+            <w:r/>
+            <w:r>
+              <w:rPr>
+                <w:rFonts w:ascii="Yu Gothic" w:hAnsi="Yu Gothic" w:eastAsia="游ゴシック"/>
+                <w:b/>
+                <w:sz w:val="19"/>
+              </w:rPr>
+              <w:t>A案</w:t>
+            </w:r>
+          </w:p>
+        </w:tc>
+        <w:tc>
+          <w:tcPr>
+            <w:tcW w:type="dxa" w:w="3213"/>
+            <w:shd w:val="clear" w:color="auto" w:fill="DCE9F5"/>
+          </w:tcPr>
+          <w:p>
+            <w:r/>
+            <w:r>
+              <w:rPr>
+                <w:rFonts w:ascii="Yu Gothic" w:hAnsi="Yu Gothic" w:eastAsia="游ゴシック"/>
+                <w:b/>
+                <w:sz w:val="19"/>
+              </w:rPr>
+              <w:t>B案</w:t>
+            </w:r>
+          </w:p>
+        </w:tc>
+      </w:tr>
+      <w:tr>
+        <w:tc>
+          <w:tcPr>
+            <w:tcW w:type="dxa" w:w="3213"/>
+          </w:tcPr>
+          <w:p>
+            <w:r/>
+            <w:r>
+              <w:rPr>
+                <w:rFonts w:ascii="Yu Gothic" w:hAnsi="Yu Gothic" w:eastAsia="游ゴシック"/>
+                <w:b w:val="0"/>
+                <w:sz w:val="19"/>
+              </w:rPr>
+              <w:t>研修</w:t>
+            </w:r>
+          </w:p>
+        </w:tc>
+        <w:tc>
+          <w:tcPr>
+            <w:tcW w:type="dxa" w:w="3213"/>
+          </w:tcPr>
+          <w:p>
+            <w:r/>
+            <w:r>
+              <w:rPr>
+                <w:rFonts w:ascii="Yu Gothic" w:hAnsi="Yu Gothic" w:eastAsia="游ゴシック"/>
+                <w:b w:val="0"/>
+                <w:sz w:val="19"/>
+              </w:rPr>
+              <w:t>集合研修2日間＋教材（共通）</w:t>
+            </w:r>
+          </w:p>
+        </w:tc>
+        <w:tc>
+          <w:tcPr>
+            <w:tcW w:type="dxa" w:w="3213"/>
+          </w:tcPr>
+          <w:p>
+            <w:r/>
+            <w:r>
+              <w:rPr>
+                <w:rFonts w:ascii="Yu Gothic" w:hAnsi="Yu Gothic" w:eastAsia="游ゴシック"/>
+                <w:b w:val="0"/>
+                <w:sz w:val="19"/>
+              </w:rPr>
+              <w:t>集合研修2日間＋教材（共通）</w:t>
+            </w:r>
+          </w:p>
+        </w:tc>
+      </w:tr>
+      <w:tr>
+        <w:tc>
+          <w:tcPr>
+            <w:tcW w:type="dxa" w:w="3213"/>
+          </w:tcPr>
+          <w:p>
+            <w:r/>
+            <w:r>
+              <w:rPr>
+                <w:rFonts w:ascii="Yu Gothic" w:hAnsi="Yu Gothic" w:eastAsia="游ゴシック"/>
+                <w:b w:val="0"/>
+                <w:sz w:val="19"/>
+              </w:rPr>
+              <w:t>事前診断</w:t>
+            </w:r>
+          </w:p>
+        </w:tc>
+        <w:tc>
+          <w:tcPr>
+            <w:tcW w:type="dxa" w:w="3213"/>
+          </w:tcPr>
+          <w:p>
+            <w:r/>
+            <w:r>
+              <w:rPr>
+                <w:rFonts w:ascii="Yu Gothic" w:hAnsi="Yu Gothic" w:eastAsia="游ゴシック"/>
+                <w:b w:val="0"/>
+                <w:sz w:val="19"/>
+              </w:rPr>
+              <w:t>なし</w:t>
+            </w:r>
+          </w:p>
+        </w:tc>
+        <w:tc>
+          <w:tcPr>
+            <w:tcW w:type="dxa" w:w="3213"/>
+          </w:tcPr>
+          <w:p>
+            <w:r/>
+            <w:r>
+              <w:rPr>
+                <w:rFonts w:ascii="Yu Gothic" w:hAnsi="Yu Gothic" w:eastAsia="游ゴシック"/>
+                <w:b w:val="0"/>
+                <w:sz w:val="19"/>
+              </w:rPr>
+              <w:t>あり（20万円）</w:t>
+            </w:r>
+          </w:p>
+        </w:tc>
+      </w:tr>
+      <w:tr>
+        <w:tc>
+          <w:tcPr>
+            <w:tcW w:type="dxa" w:w="3213"/>
+          </w:tcPr>
+          <w:p>
+            <w:r/>
+            <w:r>
+              <w:rPr>
+                <w:rFonts w:ascii="Yu Gothic" w:hAnsi="Yu Gothic" w:eastAsia="游ゴシック"/>
+                <w:b w:val="0"/>
+                <w:sz w:val="19"/>
+              </w:rPr>
+              <w:t>受講後1か月の活用フォロー</w:t>
+            </w:r>
+          </w:p>
+        </w:tc>
+        <w:tc>
+          <w:tcPr>
+            <w:tcW w:type="dxa" w:w="3213"/>
+          </w:tcPr>
+          <w:p>
+            <w:r/>
+            <w:r>
+              <w:rPr>
+                <w:rFonts w:ascii="Yu Gothic" w:hAnsi="Yu Gothic" w:eastAsia="游ゴシック"/>
+                <w:b w:val="0"/>
+                <w:sz w:val="19"/>
+              </w:rPr>
+              <w:t>なし（顧客側で実施）</w:t>
+            </w:r>
+          </w:p>
+        </w:tc>
+        <w:tc>
+          <w:tcPr>
+            <w:tcW w:type="dxa" w:w="3213"/>
+          </w:tcPr>
+          <w:p>
+            <w:r/>
+            <w:r>
+              <w:rPr>
+                <w:rFonts w:ascii="Yu Gothic" w:hAnsi="Yu Gothic" w:eastAsia="游ゴシック"/>
+                <w:b w:val="0"/>
+                <w:sz w:val="19"/>
+              </w:rPr>
+              <w:t>あり（20万円）</w:t>
+            </w:r>
+          </w:p>
+        </w:tc>
+      </w:tr>
+      <w:tr>
+        <w:tc>
+          <w:tcPr>
+            <w:tcW w:type="dxa" w:w="3213"/>
+          </w:tcPr>
+          <w:p>
+            <w:r/>
+            <w:r>
+              <w:rPr>
+                <w:rFonts w:ascii="Yu Gothic" w:hAnsi="Yu Gothic" w:eastAsia="游ゴシック"/>
+                <w:b w:val="0"/>
+                <w:sz w:val="19"/>
+              </w:rPr>
+              <w:t>概算（税抜・20名）</w:t>
+            </w:r>
+          </w:p>
+        </w:tc>
+        <w:tc>
+          <w:tcPr>
+            <w:tcW w:type="dxa" w:w="3213"/>
+          </w:tcPr>
+          <w:p>
+            <w:r/>
+            <w:r>
+              <w:rPr>
+                <w:rFonts w:ascii="Yu Gothic" w:hAnsi="Yu Gothic" w:eastAsia="游ゴシック"/>
+                <w:b w:val="0"/>
+                <w:sz w:val="19"/>
+              </w:rPr>
+              <w:t>600,000円（1名 30,000円）</w:t>
+            </w:r>
+          </w:p>
+        </w:tc>
+        <w:tc>
+          <w:tcPr>
+            <w:tcW w:type="dxa" w:w="3213"/>
+          </w:tcPr>
+          <w:p>
+            <w:r/>
+            <w:r>
+              <w:rPr>
+                <w:rFonts w:ascii="Yu Gothic" w:hAnsi="Yu Gothic" w:eastAsia="游ゴシック"/>
+                <w:b w:val="0"/>
+                <w:sz w:val="19"/>
+              </w:rPr>
+              <w:t>1,000,000円（1名 50,000円）</w:t>
+            </w:r>
+          </w:p>
+        </w:tc>
+      </w:tr>
+      <w:tr>
+        <w:tc>
+          <w:tcPr>
+            <w:tcW w:type="dxa" w:w="3213"/>
+          </w:tcPr>
+          <w:p>
+            <w:r/>
+            <w:r>
+              <w:rPr>
+                <w:rFonts w:ascii="Yu Gothic" w:hAnsi="Yu Gothic" w:eastAsia="游ゴシック"/>
+                <w:b w:val="0"/>
+                <w:sz w:val="19"/>
+              </w:rPr>
+              <w:t>向いている状況</w:t>
+            </w:r>
+          </w:p>
+        </w:tc>
+        <w:tc>
+          <w:tcPr>
+            <w:tcW w:type="dxa" w:w="3213"/>
+          </w:tcPr>
+          <w:p>
+            <w:r/>
+            <w:r>
+              <w:rPr>
+                <w:rFonts w:ascii="Yu Gothic" w:hAnsi="Yu Gothic" w:eastAsia="游ゴシック"/>
+                <w:b w:val="0"/>
+                <w:sz w:val="19"/>
+              </w:rPr>
+              <w:t>受講後の活用支援を社内で担当できる</w:t>
+            </w:r>
+          </w:p>
+        </w:tc>
+        <w:tc>
+          <w:tcPr>
+            <w:tcW w:type="dxa" w:w="3213"/>
+          </w:tcPr>
+          <w:p>
+            <w:r/>
+            <w:r>
+              <w:rPr>
+                <w:rFonts w:ascii="Yu Gothic" w:hAnsi="Yu Gothic" w:eastAsia="游ゴシック"/>
+                <w:b w:val="0"/>
+                <w:sz w:val="19"/>
+              </w:rPr>
+              <w:t>活用支援の担当が決まっていない／定着まで確認したい</w:t>
+            </w:r>
+          </w:p>
+        </w:tc>
+      </w:tr>
+    </w:tbl>
+    <w:p/>
+    <w:p>
+      <w:pPr>
+        <w:pStyle w:val="ListBullet"/>
+      </w:pPr>
+      <w:r>
+        <w:rPr>
+          <w:rFonts w:ascii="Yu Gothic" w:hAnsi="Yu Gothic" w:eastAsia="游ゴシック"/>
+          <w:b w:val="0"/>
+        </w:rPr>
+        <w:t>事前アンケートは合意事項ではなく「B案の中のご提案」</w:t>
+      </w:r>
+    </w:p>
+    <w:p>
+      <w:pPr>
+        <w:pStyle w:val="ListBullet"/>
+      </w:pPr>
+      <w:r>
+        <w:rPr>
+          <w:rFonts w:ascii="Yu Gothic" w:hAnsi="Yu Gothic" w:eastAsia="游ゴシック"/>
+          <w:b w:val="0"/>
+        </w:rPr>
+        <w:t>予算の目安100万円は承認前。「予算内」と言い切らない</w:t>
+      </w:r>
+    </w:p>
+    <w:p>
+      <w:pPr>
+        <w:pStyle w:val="ListBullet"/>
+      </w:pPr>
+      <w:r>
+        <w:rPr>
+          <w:rFonts w:ascii="Yu Gothic" w:hAnsi="Yu Gothic" w:eastAsia="游ゴシック"/>
+          <w:b w:val="0"/>
+        </w:rPr>
+        <w:t>どちらかを押しつけない（選ぶのはお客様）</w:t>
+      </w:r>
+    </w:p>
+    <w:p>
+      <w:pPr>
+        <w:pStyle w:val="Heading2"/>
+      </w:pPr>
+      <w:r>
+        <w:rPr>
+          <w:rFonts w:ascii="Yu Gothic" w:hAnsi="Yu Gothic" w:eastAsia="游ゴシック"/>
+          <w:color w:val="004D88"/>
+        </w:rPr>
+        <w:t>7.5 上長説明用の1枚</w:t>
+      </w:r>
+    </w:p>
+    <w:p>
+      <w:r>
+        <w:rPr>
+          <w:rFonts w:ascii="Yu Gothic" w:hAnsi="Yu Gothic" w:eastAsia="游ゴシック"/>
+          <w:b w:val="0"/>
+        </w:rPr>
+        <w:t xml:space="preserve">窓口の方が </w:t>
+      </w:r>
+      <w:r>
+        <w:rPr>
+          <w:rFonts w:ascii="Yu Gothic" w:hAnsi="Yu Gothic" w:eastAsia="游ゴシック"/>
+          <w:b/>
+        </w:rPr>
+        <w:t>上長（判断する人）に説明するときに、そのまま使える1枚</w:t>
+      </w:r>
+      <w:r>
+        <w:rPr>
+          <w:rFonts w:ascii="Yu Gothic" w:hAnsi="Yu Gothic" w:eastAsia="游ゴシック"/>
+          <w:b w:val="0"/>
+        </w:rPr>
+        <w:t xml:space="preserve"> を作ります。</w:t>
+      </w:r>
+    </w:p>
+    <w:p>
+      <w:r>
+        <w:rPr>
+          <w:rFonts w:ascii="Yu Gothic" w:hAnsi="Yu Gothic" w:eastAsia="游ゴシック"/>
+          <w:b w:val="0"/>
+        </w:rPr>
+        <w:t>項目は「目的」「内容」「2案と金額」「効果の確認」「判断していただきたいこと」の5つ、各2行以内。</w:t>
+      </w:r>
+    </w:p>
+    <w:p>
+      <w:r>
+        <w:rPr>
+          <w:rFonts w:ascii="Yu Gothic" w:hAnsi="Yu Gothic" w:eastAsia="游ゴシック"/>
+          <w:b w:val="0"/>
+        </w:rPr>
+        <w:t>一番大切なのは「</w:t>
+      </w:r>
+      <w:r>
+        <w:rPr>
+          <w:rFonts w:ascii="Yu Gothic" w:hAnsi="Yu Gothic" w:eastAsia="游ゴシック"/>
+          <w:b/>
+        </w:rPr>
+        <w:t>判断していただきたいこと</w:t>
+      </w:r>
+      <w:r>
+        <w:rPr>
+          <w:rFonts w:ascii="Yu Gothic" w:hAnsi="Yu Gothic" w:eastAsia="游ゴシック"/>
+          <w:b w:val="0"/>
+        </w:rPr>
+        <w:t>」です。何を決めてほしいのかが分からない資料は、判断が先送りされます。</w:t>
+      </w:r>
+    </w:p>
+    <w:p>
+      <w:r>
+        <w:rPr>
+          <w:rFonts w:ascii="Yu Gothic" w:hAnsi="Yu Gothic" w:eastAsia="游ゴシック"/>
+          <w:b w:val="0"/>
+        </w:rPr>
+        <w:t>自社の社内事情（受注確度・目標など）は書きません。</w:t>
+      </w:r>
+    </w:p>
+    <w:p>
+      <w:pPr>
+        <w:pStyle w:val="Heading2"/>
+      </w:pPr>
+      <w:r>
+        <w:rPr>
+          <w:rFonts w:ascii="Yu Gothic" w:hAnsi="Yu Gothic" w:eastAsia="游ゴシック"/>
+          <w:color w:val="004D88"/>
+        </w:rPr>
+        <w:t>7.6 提案書のチェックリスト</w:t>
+      </w:r>
+    </w:p>
+    <w:p>
+      <w:r>
+        <w:rPr>
+          <w:rFonts w:ascii="Yu Gothic" w:hAnsi="Yu Gothic" w:eastAsia="游ゴシック"/>
+          <w:b w:val="0"/>
+        </w:rPr>
+        <w:t>☐ 顧客名・担当者名・日付は正しいか（みらい商事株式会社／提出日 2026年10月16日）</w:t>
       </w:r>
     </w:p>
     <w:p>
@@ -9134,6 +10091,15 @@
           <w:b w:val="0"/>
         </w:rPr>
         <w:t>☐ 存在しない事例や実績を書いていないか</w:t>
+      </w:r>
+    </w:p>
+    <w:p>
+      <w:r>
+        <w:rPr>
+          <w:rFonts w:ascii="Yu Gothic" w:hAnsi="Yu Gothic" w:eastAsia="游ゴシック"/>
+          <w:b w:val="0"/>
+        </w:rPr>
+        <w:t>☐ 未確定事項を、決まったように書いていないか</w:t>
       </w:r>
     </w:p>
     <w:p>
@@ -9396,7 +10362,7 @@
           <w:rFonts w:ascii="Yu Gothic" w:hAnsi="Yu Gothic" w:eastAsia="游ゴシック"/>
           <w:color w:val="004D88"/>
         </w:rPr>
-        <w:t>8.2 きれいなスライドにするコツ</w:t>
+        <w:t>8.2 伝わるスライドにするコツ</w:t>
       </w:r>
     </w:p>
     <w:p>
@@ -9415,7 +10381,7 @@
           <w:rFonts w:ascii="Yu Gothic" w:hAnsi="Yu Gothic" w:eastAsia="游ゴシック"/>
           <w:b w:val="0"/>
         </w:rPr>
-        <w:t>（見出し1・見出し2 を正しく使う）と、スライドの構成が良くなる</w:t>
+        <w:t>（表題・見出し1・見出し2 を正しく使う）と、スライドの構成が良くなる</w:t>
       </w:r>
     </w:p>
     <w:p>
@@ -9427,7 +10393,33 @@
           <w:rFonts w:ascii="Yu Gothic" w:hAnsi="Yu Gothic" w:eastAsia="游ゴシック"/>
           <w:b w:val="0"/>
         </w:rPr>
-        <w:t>1スライド1メッセージ。文字が多いスライドは「要点3つに絞って」と頼む</w:t>
+        <w:t xml:space="preserve">1スライド1メッセージ。タイトルは「〜について」ではなく </w:t>
+      </w:r>
+      <w:r>
+        <w:rPr>
+          <w:rFonts w:ascii="Yu Gothic" w:hAnsi="Yu Gothic" w:eastAsia="游ゴシック"/>
+          <w:b/>
+        </w:rPr>
+        <w:t>伝えたいことを1文で</w:t>
+      </w:r>
+      <w:r>
+        <w:rPr>
+          <w:rFonts w:ascii="Yu Gothic" w:hAnsi="Yu Gothic" w:eastAsia="游ゴシック"/>
+          <w:b w:val="0"/>
+        </w:rPr>
+        <w:t xml:space="preserve"> 書く。文字が多いスライドは「要点3つに絞って」と頼む</w:t>
+      </w:r>
+    </w:p>
+    <w:p>
+      <w:pPr>
+        <w:pStyle w:val="ListBullet"/>
+      </w:pPr>
+      <w:r>
+        <w:rPr>
+          <w:rFonts w:ascii="Yu Gothic" w:hAnsi="Yu Gothic" w:eastAsia="游ゴシック"/>
+          <w:b w:val="0"/>
+        </w:rPr>
+        <w:t>数字・社名が提案書・概算と一致しているか照合する（要約の途中で数字が変わることがある）</w:t>
       </w:r>
     </w:p>
     <w:p>

--- a/docs/word/02_受講者テキスト.docx
+++ b/docs/word/02_受講者テキスト.docx
@@ -5395,7 +5395,7 @@
           <w:color w:val="404040"/>
           <w:sz w:val="19"/>
         </w:rPr>
-        <w:t>- 個人契約の Copilot を業務ファイルに使ってよいかは、</w:t>
+        <w:t>- 個人向けプラン（Premium）の Copilot を業務ファイルに使ってよいかは、</w:t>
       </w:r>
       <w:r>
         <w:rPr>

--- a/docs/word/02_受講者テキスト.docx
+++ b/docs/word/02_受講者テキスト.docx
@@ -10780,7 +10780,133 @@
           <w:rFonts w:ascii="Yu Gothic" w:hAnsi="Yu Gothic" w:eastAsia="游ゴシック"/>
           <w:color w:val="004D88"/>
         </w:rPr>
-        <w:t>9.3 仕組み</w:t>
+        <w:t>9.3 デモ：みらい商事の商談を登録してみる</w:t>
+      </w:r>
+    </w:p>
+    <w:p>
+      <w:r>
+        <w:rPr>
+          <w:rFonts w:ascii="Yu Gothic" w:hAnsi="Yu Gothic" w:eastAsia="游ゴシック"/>
+          <w:b w:val="0"/>
+        </w:rPr>
+        <w:t>講師が、第4〜5章と同じ商談（</w:t>
+      </w:r>
+      <w:r>
+        <w:rPr>
+          <w:rFonts w:ascii="Consolas" w:hAnsi="Consolas" w:eastAsia="游ゴシック"/>
+          <w:b w:val="0"/>
+        </w:rPr>
+        <w:t>03_商談文字起こし_初回訪問.txt</w:t>
+      </w:r>
+      <w:r>
+        <w:rPr>
+          <w:rFonts w:ascii="Yu Gothic" w:hAnsi="Yu Gothic" w:eastAsia="游ゴシック"/>
+          <w:b w:val="0"/>
+        </w:rPr>
+        <w:t>）をアプリで処理して見せます。</w:t>
+      </w:r>
+    </w:p>
+    <w:p>
+      <w:r>
+        <w:rPr>
+          <w:rFonts w:ascii="Yu Gothic" w:hAnsi="Yu Gothic" w:eastAsia="游ゴシック"/>
+          <w:b w:val="0"/>
+        </w:rPr>
+        <w:t>1. 商談を登録する（顧客名・商談日 2026-10-06・文字起こし）</w:t>
+      </w:r>
+    </w:p>
+    <w:p>
+      <w:r>
+        <w:rPr>
+          <w:rFonts w:ascii="Yu Gothic" w:hAnsi="Yu Gothic" w:eastAsia="游ゴシック"/>
+          <w:b w:val="0"/>
+        </w:rPr>
+        <w:t>2. マスキング設定を確認する（「みらい商事株式会社」「佐藤美和」「佐藤」などを登録済み）</w:t>
+      </w:r>
+    </w:p>
+    <w:p>
+      <w:r>
+        <w:rPr>
+          <w:rFonts w:ascii="Yu Gothic" w:hAnsi="Yu Gothic" w:eastAsia="游ゴシック"/>
+          <w:b w:val="0"/>
+        </w:rPr>
+        <w:t xml:space="preserve">3. </w:t>
+      </w:r>
+      <w:r>
+        <w:rPr>
+          <w:rFonts w:ascii="Yu Gothic" w:hAnsi="Yu Gothic" w:eastAsia="游ゴシック"/>
+          <w:b/>
+        </w:rPr>
+        <w:t>AI に送る内容のプレビュー</w:t>
+      </w:r>
+      <w:r>
+        <w:rPr>
+          <w:rFonts w:ascii="Yu Gothic" w:hAnsi="Yu Gothic" w:eastAsia="游ゴシック"/>
+          <w:b w:val="0"/>
+        </w:rPr>
+        <w:t xml:space="preserve"> で、社名・氏名・電話番号が置き換わっているかを人が確認する</w:t>
+      </w:r>
+    </w:p>
+    <w:p>
+      <w:r>
+        <w:rPr>
+          <w:rFonts w:ascii="Yu Gothic" w:hAnsi="Yu Gothic" w:eastAsia="游ゴシック"/>
+          <w:b w:val="0"/>
+        </w:rPr>
+        <w:t>4. 議事録を生成する（相対日付が具体的な日付に。名前は画面上で元に戻る）</w:t>
+      </w:r>
+    </w:p>
+    <w:p>
+      <w:r>
+        <w:rPr>
+          <w:rFonts w:ascii="Yu Gothic" w:hAnsi="Yu Gothic" w:eastAsia="游ゴシック"/>
+          <w:b w:val="0"/>
+        </w:rPr>
+        <w:t>5. メール下書き（顧客向け・丁寧）を作る</w:t>
+      </w:r>
+    </w:p>
+    <w:p>
+      <w:r>
+        <w:rPr>
+          <w:rFonts w:ascii="Yu Gothic" w:hAnsi="Yu Gothic" w:eastAsia="游ゴシック"/>
+          <w:b w:val="0"/>
+        </w:rPr>
+        <w:t>6. 行動管理で、期限順の一覧・状態の更新・CSV 出力を確認する</w:t>
+      </w:r>
+    </w:p>
+    <w:p>
+      <w:pPr>
+        <w:ind w:left="240"/>
+      </w:pPr>
+      <w:r>
+        <w:rPr>
+          <w:rFonts w:ascii="Yu Gothic" w:hAnsi="Yu Gothic" w:eastAsia="游ゴシック"/>
+          <w:b/>
+          <w:color w:val="404040"/>
+          <w:sz w:val="19"/>
+        </w:rPr>
+        <w:t>見てほしいところ</w:t>
+      </w:r>
+      <w:r>
+        <w:rPr>
+          <w:rFonts w:ascii="Yu Gothic" w:hAnsi="Yu Gothic" w:eastAsia="游ゴシック"/>
+          <w:b w:val="0"/>
+          <w:color w:val="404040"/>
+          <w:sz w:val="19"/>
+        </w:rPr>
+        <w:t>：「佐藤」だけを登録すると、プレビューが「[PERSON_1]美和」になります。長い語から置き換える理由は第3章・第4章と同じです。</w:t>
+      </w:r>
+    </w:p>
+    <w:p>
+      <w:pPr>
+        <w:pStyle w:val="Heading2"/>
+      </w:pPr>
+      <w:r>
+        <w:rPr>
+          <w:rFonts w:ascii="Yu Gothic" w:hAnsi="Yu Gothic" w:eastAsia="游ゴシック"/>
+          <w:color w:val="004D88"/>
+        </w:rPr>
+        <w:t>9.4 仕組み</w:t>
       </w:r>
     </w:p>
     <w:tbl>
@@ -10940,7 +11066,7 @@
           <w:rFonts w:ascii="Yu Gothic" w:hAnsi="Yu Gothic" w:eastAsia="游ゴシック"/>
           <w:color w:val="004D88"/>
         </w:rPr>
-        <w:t>9.4 アプリに組み込まれたセキュリティ対策</w:t>
+        <w:t>9.5 アプリに組み込まれたセキュリティ対策</w:t>
       </w:r>
     </w:p>
     <w:tbl>
@@ -11268,7 +11394,7 @@
           <w:rFonts w:ascii="Yu Gothic" w:hAnsi="Yu Gothic" w:eastAsia="游ゴシック"/>
           <w:color w:val="004D88"/>
         </w:rPr>
-        <w:t>9.5 アプリの限界</w:t>
+        <w:t>9.6 アプリの限界</w:t>
       </w:r>
     </w:p>
     <w:p>
@@ -11363,7 +11489,7 @@
           <w:rFonts w:ascii="Yu Gothic" w:hAnsi="Yu Gothic" w:eastAsia="游ゴシック"/>
           <w:color w:val="004D88"/>
         </w:rPr>
-        <w:t>10.1 応用を考える4ステップ</w:t>
+        <w:t>10.1 応用を考える5つのステップ</w:t>
       </w:r>
     </w:p>
     <w:tbl>
@@ -11934,7 +12060,517 @@
           <w:rFonts w:ascii="Yu Gothic" w:hAnsi="Yu Gothic" w:eastAsia="游ゴシック"/>
           <w:color w:val="004D88"/>
         </w:rPr>
-        <w:t>10.4 社内で広げるときの注意</w:t>
+        <w:t>10.4 開発トラック：動かす → 不具合を見つける → 直す</w:t>
+      </w:r>
+    </w:p>
+    <w:p>
+      <w:r>
+        <w:rPr>
+          <w:rFonts w:ascii="Yu Gothic" w:hAnsi="Yu Gothic" w:eastAsia="游ゴシック"/>
+          <w:b w:val="0"/>
+        </w:rPr>
+        <w:t>演習14では、次のステージの順に作ります。各ステージで起動して確かめ、見つけた不具合を「症状・再現手順・期待する動作」で Codex に伝えて直します。</w:t>
+      </w:r>
+    </w:p>
+    <w:tbl>
+      <w:tblPr>
+        <w:tblStyle w:val="TableGrid"/>
+        <w:tblW w:type="auto" w:w="0"/>
+        <w:tblLook w:firstColumn="1" w:firstRow="1" w:lastColumn="0" w:lastRow="0" w:noHBand="0" w:noVBand="1" w:val="04A0"/>
+      </w:tblPr>
+      <w:tblGrid>
+        <w:gridCol w:w="2409"/>
+        <w:gridCol w:w="2409"/>
+        <w:gridCol w:w="2409"/>
+        <w:gridCol w:w="2409"/>
+      </w:tblGrid>
+      <w:tr>
+        <w:tc>
+          <w:tcPr>
+            <w:tcW w:type="dxa" w:w="2409"/>
+            <w:shd w:val="clear" w:color="auto" w:fill="DCE9F5"/>
+          </w:tcPr>
+          <w:p>
+            <w:r/>
+            <w:r>
+              <w:rPr>
+                <w:rFonts w:ascii="Yu Gothic" w:hAnsi="Yu Gothic" w:eastAsia="游ゴシック"/>
+                <w:b/>
+                <w:sz w:val="19"/>
+              </w:rPr>
+              <w:t>ステージ</w:t>
+            </w:r>
+          </w:p>
+        </w:tc>
+        <w:tc>
+          <w:tcPr>
+            <w:tcW w:type="dxa" w:w="2409"/>
+            <w:shd w:val="clear" w:color="auto" w:fill="DCE9F5"/>
+          </w:tcPr>
+          <w:p>
+            <w:r/>
+            <w:r>
+              <w:rPr>
+                <w:rFonts w:ascii="Yu Gothic" w:hAnsi="Yu Gothic" w:eastAsia="游ゴシック"/>
+                <w:b/>
+                <w:sz w:val="19"/>
+              </w:rPr>
+              <w:t>作るもの</w:t>
+            </w:r>
+          </w:p>
+        </w:tc>
+        <w:tc>
+          <w:tcPr>
+            <w:tcW w:type="dxa" w:w="2409"/>
+            <w:shd w:val="clear" w:color="auto" w:fill="DCE9F5"/>
+          </w:tcPr>
+          <w:p>
+            <w:r/>
+            <w:r>
+              <w:rPr>
+                <w:rFonts w:ascii="Yu Gothic" w:hAnsi="Yu Gothic" w:eastAsia="游ゴシック"/>
+                <w:b/>
+                <w:sz w:val="19"/>
+              </w:rPr>
+              <w:t>起きる不具合の例</w:t>
+            </w:r>
+          </w:p>
+        </w:tc>
+        <w:tc>
+          <w:tcPr>
+            <w:tcW w:type="dxa" w:w="2409"/>
+            <w:shd w:val="clear" w:color="auto" w:fill="DCE9F5"/>
+          </w:tcPr>
+          <w:p>
+            <w:r/>
+            <w:r>
+              <w:rPr>
+                <w:rFonts w:ascii="Yu Gothic" w:hAnsi="Yu Gothic" w:eastAsia="游ゴシック"/>
+                <w:b/>
+                <w:sz w:val="19"/>
+              </w:rPr>
+              <w:t>研修内の目標</w:t>
+            </w:r>
+          </w:p>
+        </w:tc>
+      </w:tr>
+      <w:tr>
+        <w:tc>
+          <w:tcPr>
+            <w:tcW w:type="dxa" w:w="2409"/>
+          </w:tcPr>
+          <w:p>
+            <w:r/>
+            <w:r>
+              <w:rPr>
+                <w:rFonts w:ascii="Yu Gothic" w:hAnsi="Yu Gothic" w:eastAsia="游ゴシック"/>
+                <w:b w:val="0"/>
+                <w:sz w:val="19"/>
+              </w:rPr>
+              <w:t>0</w:t>
+            </w:r>
+          </w:p>
+        </w:tc>
+        <w:tc>
+          <w:tcPr>
+            <w:tcW w:type="dxa" w:w="2409"/>
+          </w:tcPr>
+          <w:p>
+            <w:r/>
+            <w:r>
+              <w:rPr>
+                <w:rFonts w:ascii="Yu Gothic" w:hAnsi="Yu Gothic" w:eastAsia="游ゴシック"/>
+                <w:b w:val="0"/>
+                <w:sz w:val="19"/>
+              </w:rPr>
+              <w:t>準備（AGENTS.md・雛形）</w:t>
+            </w:r>
+          </w:p>
+        </w:tc>
+        <w:tc>
+          <w:tcPr>
+            <w:tcW w:type="dxa" w:w="2409"/>
+          </w:tcPr>
+          <w:p>
+            <w:r/>
+            <w:r>
+              <w:rPr>
+                <w:rFonts w:ascii="Yu Gothic" w:hAnsi="Yu Gothic" w:eastAsia="游ゴシック"/>
+                <w:b w:val="0"/>
+                <w:sz w:val="19"/>
+              </w:rPr>
+              <w:t>streamlit が見つからない（仮想環境）</w:t>
+            </w:r>
+          </w:p>
+        </w:tc>
+        <w:tc>
+          <w:tcPr>
+            <w:tcW w:type="dxa" w:w="2409"/>
+          </w:tcPr>
+          <w:p>
+            <w:r/>
+            <w:r>
+              <w:rPr>
+                <w:rFonts w:ascii="Yu Gothic" w:hAnsi="Yu Gothic" w:eastAsia="游ゴシック"/>
+                <w:b w:val="0"/>
+                <w:sz w:val="19"/>
+              </w:rPr>
+              <w:t>◎</w:t>
+            </w:r>
+          </w:p>
+        </w:tc>
+      </w:tr>
+      <w:tr>
+        <w:tc>
+          <w:tcPr>
+            <w:tcW w:type="dxa" w:w="2409"/>
+          </w:tcPr>
+          <w:p>
+            <w:r/>
+            <w:r>
+              <w:rPr>
+                <w:rFonts w:ascii="Yu Gothic" w:hAnsi="Yu Gothic" w:eastAsia="游ゴシック"/>
+                <w:b w:val="0"/>
+                <w:sz w:val="19"/>
+              </w:rPr>
+              <w:t>1</w:t>
+            </w:r>
+          </w:p>
+        </w:tc>
+        <w:tc>
+          <w:tcPr>
+            <w:tcW w:type="dxa" w:w="2409"/>
+          </w:tcPr>
+          <w:p>
+            <w:r/>
+            <w:r>
+              <w:rPr>
+                <w:rFonts w:ascii="Yu Gothic" w:hAnsi="Yu Gothic" w:eastAsia="游ゴシック"/>
+                <w:b w:val="0"/>
+                <w:sz w:val="19"/>
+              </w:rPr>
+              <w:t>商談メモの登録と一覧</w:t>
+            </w:r>
+          </w:p>
+        </w:tc>
+        <w:tc>
+          <w:tcPr>
+            <w:tcW w:type="dxa" w:w="2409"/>
+          </w:tcPr>
+          <w:p>
+            <w:r/>
+            <w:r>
+              <w:rPr>
+                <w:rFonts w:ascii="Yu Gothic" w:hAnsi="Yu Gothic" w:eastAsia="游ゴシック"/>
+                <w:b w:val="0"/>
+                <w:sz w:val="19"/>
+              </w:rPr>
+              <w:t>登録してもすぐ一覧に出ない</w:t>
+            </w:r>
+          </w:p>
+        </w:tc>
+        <w:tc>
+          <w:tcPr>
+            <w:tcW w:type="dxa" w:w="2409"/>
+          </w:tcPr>
+          <w:p>
+            <w:r/>
+            <w:r>
+              <w:rPr>
+                <w:rFonts w:ascii="Yu Gothic" w:hAnsi="Yu Gothic" w:eastAsia="游ゴシック"/>
+                <w:b w:val="0"/>
+                <w:sz w:val="19"/>
+              </w:rPr>
+              <w:t>◎</w:t>
+            </w:r>
+          </w:p>
+        </w:tc>
+      </w:tr>
+      <w:tr>
+        <w:tc>
+          <w:tcPr>
+            <w:tcW w:type="dxa" w:w="2409"/>
+          </w:tcPr>
+          <w:p>
+            <w:r/>
+            <w:r>
+              <w:rPr>
+                <w:rFonts w:ascii="Yu Gothic" w:hAnsi="Yu Gothic" w:eastAsia="游ゴシック"/>
+                <w:b w:val="0"/>
+                <w:sz w:val="19"/>
+              </w:rPr>
+              <w:t>2</w:t>
+            </w:r>
+          </w:p>
+        </w:tc>
+        <w:tc>
+          <w:tcPr>
+            <w:tcW w:type="dxa" w:w="2409"/>
+          </w:tcPr>
+          <w:p>
+            <w:r/>
+            <w:r>
+              <w:rPr>
+                <w:rFonts w:ascii="Yu Gothic" w:hAnsi="Yu Gothic" w:eastAsia="游ゴシック"/>
+                <w:b w:val="0"/>
+                <w:sz w:val="19"/>
+              </w:rPr>
+              <w:t>議事録生成（モック → LLM）</w:t>
+            </w:r>
+          </w:p>
+        </w:tc>
+        <w:tc>
+          <w:tcPr>
+            <w:tcW w:type="dxa" w:w="2409"/>
+          </w:tcPr>
+          <w:p>
+            <w:r/>
+            <w:r>
+              <w:rPr>
+                <w:rFonts w:ascii="Yu Gothic" w:hAnsi="Yu Gothic" w:eastAsia="游ゴシック"/>
+                <w:b w:val="0"/>
+                <w:sz w:val="19"/>
+              </w:rPr>
+              <w:t>AI の出力が JSON として読めず画面が赤くなる</w:t>
+            </w:r>
+          </w:p>
+        </w:tc>
+        <w:tc>
+          <w:tcPr>
+            <w:tcW w:type="dxa" w:w="2409"/>
+          </w:tcPr>
+          <w:p>
+            <w:r/>
+            <w:r>
+              <w:rPr>
+                <w:rFonts w:ascii="Yu Gothic" w:hAnsi="Yu Gothic" w:eastAsia="游ゴシック"/>
+                <w:b w:val="0"/>
+                <w:sz w:val="19"/>
+              </w:rPr>
+              <w:t>◎</w:t>
+            </w:r>
+          </w:p>
+        </w:tc>
+      </w:tr>
+      <w:tr>
+        <w:tc>
+          <w:tcPr>
+            <w:tcW w:type="dxa" w:w="2409"/>
+          </w:tcPr>
+          <w:p>
+            <w:r/>
+            <w:r>
+              <w:rPr>
+                <w:rFonts w:ascii="Yu Gothic" w:hAnsi="Yu Gothic" w:eastAsia="游ゴシック"/>
+                <w:b w:val="0"/>
+                <w:sz w:val="19"/>
+              </w:rPr>
+              <w:t>3</w:t>
+            </w:r>
+          </w:p>
+        </w:tc>
+        <w:tc>
+          <w:tcPr>
+            <w:tcW w:type="dxa" w:w="2409"/>
+          </w:tcPr>
+          <w:p>
+            <w:r/>
+            <w:r>
+              <w:rPr>
+                <w:rFonts w:ascii="Yu Gothic" w:hAnsi="Yu Gothic" w:eastAsia="游ゴシック"/>
+                <w:b w:val="0"/>
+                <w:sz w:val="19"/>
+              </w:rPr>
+              <w:t>送信前マスキング</w:t>
+            </w:r>
+          </w:p>
+        </w:tc>
+        <w:tc>
+          <w:tcPr>
+            <w:tcW w:type="dxa" w:w="2409"/>
+          </w:tcPr>
+          <w:p>
+            <w:r/>
+            <w:r>
+              <w:rPr>
+                <w:rFonts w:ascii="Yu Gothic" w:hAnsi="Yu Gothic" w:eastAsia="游ゴシック"/>
+                <w:b w:val="0"/>
+                <w:sz w:val="19"/>
+              </w:rPr>
+              <w:t>全角の電話番号が残る／直したら「：」が半角に（副作用）</w:t>
+            </w:r>
+          </w:p>
+        </w:tc>
+        <w:tc>
+          <w:tcPr>
+            <w:tcW w:type="dxa" w:w="2409"/>
+          </w:tcPr>
+          <w:p>
+            <w:r/>
+            <w:r>
+              <w:rPr>
+                <w:rFonts w:ascii="Yu Gothic" w:hAnsi="Yu Gothic" w:eastAsia="游ゴシック"/>
+                <w:b w:val="0"/>
+                <w:sz w:val="19"/>
+              </w:rPr>
+              <w:t>◎</w:t>
+            </w:r>
+          </w:p>
+        </w:tc>
+      </w:tr>
+      <w:tr>
+        <w:tc>
+          <w:tcPr>
+            <w:tcW w:type="dxa" w:w="2409"/>
+          </w:tcPr>
+          <w:p>
+            <w:r/>
+            <w:r>
+              <w:rPr>
+                <w:rFonts w:ascii="Yu Gothic" w:hAnsi="Yu Gothic" w:eastAsia="游ゴシック"/>
+                <w:b w:val="0"/>
+                <w:sz w:val="19"/>
+              </w:rPr>
+              <w:t>4</w:t>
+            </w:r>
+          </w:p>
+        </w:tc>
+        <w:tc>
+          <w:tcPr>
+            <w:tcW w:type="dxa" w:w="2409"/>
+          </w:tcPr>
+          <w:p>
+            <w:r/>
+            <w:r>
+              <w:rPr>
+                <w:rFonts w:ascii="Yu Gothic" w:hAnsi="Yu Gothic" w:eastAsia="游ゴシック"/>
+                <w:b w:val="0"/>
+                <w:sz w:val="19"/>
+              </w:rPr>
+              <w:t>名前の復元とメール下書き</w:t>
+            </w:r>
+          </w:p>
+        </w:tc>
+        <w:tc>
+          <w:tcPr>
+            <w:tcW w:type="dxa" w:w="2409"/>
+          </w:tcPr>
+          <w:p>
+            <w:r/>
+            <w:r>
+              <w:rPr>
+                <w:rFonts w:ascii="Yu Gothic" w:hAnsi="Yu Gothic" w:eastAsia="游ゴシック"/>
+                <w:b w:val="0"/>
+                <w:sz w:val="19"/>
+              </w:rPr>
+              <w:t>メール本文に「[PERSON_1]様」が残る</w:t>
+            </w:r>
+          </w:p>
+        </w:tc>
+        <w:tc>
+          <w:tcPr>
+            <w:tcW w:type="dxa" w:w="2409"/>
+          </w:tcPr>
+          <w:p>
+            <w:r/>
+            <w:r>
+              <w:rPr>
+                <w:rFonts w:ascii="Yu Gothic" w:hAnsi="Yu Gothic" w:eastAsia="游ゴシック"/>
+                <w:b w:val="0"/>
+                <w:sz w:val="19"/>
+              </w:rPr>
+              <w:t>○</w:t>
+            </w:r>
+          </w:p>
+        </w:tc>
+      </w:tr>
+      <w:tr>
+        <w:tc>
+          <w:tcPr>
+            <w:tcW w:type="dxa" w:w="2409"/>
+          </w:tcPr>
+          <w:p>
+            <w:r/>
+            <w:r>
+              <w:rPr>
+                <w:rFonts w:ascii="Yu Gothic" w:hAnsi="Yu Gothic" w:eastAsia="游ゴシック"/>
+                <w:b w:val="0"/>
+                <w:sz w:val="19"/>
+              </w:rPr>
+              <w:t>5〜7</w:t>
+            </w:r>
+          </w:p>
+        </w:tc>
+        <w:tc>
+          <w:tcPr>
+            <w:tcW w:type="dxa" w:w="2409"/>
+          </w:tcPr>
+          <w:p>
+            <w:r/>
+            <w:r>
+              <w:rPr>
+                <w:rFonts w:ascii="Yu Gothic" w:hAnsi="Yu Gothic" w:eastAsia="游ゴシック"/>
+                <w:b w:val="0"/>
+                <w:sz w:val="19"/>
+              </w:rPr>
+              <w:t>行動管理・CSV 出力・仕上げ</w:t>
+            </w:r>
+          </w:p>
+        </w:tc>
+        <w:tc>
+          <w:tcPr>
+            <w:tcW w:type="dxa" w:w="2409"/>
+          </w:tcPr>
+          <w:p>
+            <w:r/>
+            <w:r>
+              <w:rPr>
+                <w:rFonts w:ascii="Yu Gothic" w:hAnsi="Yu Gothic" w:eastAsia="游ゴシック"/>
+                <w:b w:val="0"/>
+                <w:sz w:val="19"/>
+              </w:rPr>
+              <w:t>期限が「今週金曜」のまま保存される／Excel で文字化け</w:t>
+            </w:r>
+          </w:p>
+        </w:tc>
+        <w:tc>
+          <w:tcPr>
+            <w:tcW w:type="dxa" w:w="2409"/>
+          </w:tcPr>
+          <w:p>
+            <w:r/>
+            <w:r>
+              <w:rPr>
+                <w:rFonts w:ascii="Yu Gothic" w:hAnsi="Yu Gothic" w:eastAsia="游ゴシック"/>
+                <w:b w:val="0"/>
+                <w:sz w:val="19"/>
+              </w:rPr>
+              <w:t>持ち帰り</w:t>
+            </w:r>
+          </w:p>
+        </w:tc>
+      </w:tr>
+    </w:tbl>
+    <w:p/>
+    <w:p>
+      <w:r>
+        <w:rPr>
+          <w:rFonts w:ascii="Yu Gothic" w:hAnsi="Yu Gothic" w:eastAsia="游ゴシック"/>
+          <w:b w:val="0"/>
+        </w:rPr>
+        <w:t>不具合を直すと、別の場所に影響が出ることがあります（ステージ3）。だからテストで守ります。</w:t>
+      </w:r>
+    </w:p>
+    <w:p>
+      <w:pPr>
+        <w:pStyle w:val="Heading2"/>
+      </w:pPr>
+      <w:r>
+        <w:rPr>
+          <w:rFonts w:ascii="Yu Gothic" w:hAnsi="Yu Gothic" w:eastAsia="游ゴシック"/>
+          <w:color w:val="004D88"/>
+        </w:rPr>
+        <w:t>10.5 社内で広げるときの注意</w:t>
       </w:r>
     </w:p>
     <w:p>

--- a/docs/word/02_受講者テキスト.docx
+++ b/docs/word/02_受講者テキスト.docx
@@ -12621,6 +12621,515 @@
           <w:b w:val="0"/>
         </w:rPr>
         <w:t>効果（削減時間・品質）を記録し、上長に報告できるようにする</w:t>
+      </w:r>
+    </w:p>
+    <w:p>
+      <w:pPr>
+        <w:pStyle w:val="ListBullet"/>
+      </w:pPr>
+      <w:r>
+        <w:rPr>
+          <w:rFonts w:ascii="Yu Gothic" w:hAnsi="Yu Gothic" w:eastAsia="游ゴシック"/>
+          <w:b w:val="0"/>
+        </w:rPr>
+        <w:t>小さく始めて直す。まず自分とチームで試し、困りごとを集めてテンプレートやアプリを直す</w:t>
+      </w:r>
+    </w:p>
+    <w:p>
+      <w:pPr>
+        <w:pStyle w:val="Heading1"/>
+      </w:pPr>
+      <w:r>
+        <w:rPr>
+          <w:rFonts w:ascii="Yu Gothic" w:hAnsi="Yu Gothic" w:eastAsia="游ゴシック"/>
+          <w:color w:val="004D88"/>
+        </w:rPr>
+        <w:t>まとめ　2日間を振り返って</w:t>
+      </w:r>
+    </w:p>
+    <w:p>
+      <w:pPr>
+        <w:pStyle w:val="Heading2"/>
+      </w:pPr>
+      <w:r>
+        <w:rPr>
+          <w:rFonts w:ascii="Yu Gothic" w:hAnsi="Yu Gothic" w:eastAsia="游ゴシック"/>
+          <w:color w:val="004D88"/>
+        </w:rPr>
+        <w:t>提案一式ができるまで</w:t>
+      </w:r>
+    </w:p>
+    <w:tbl>
+      <w:tblPr>
+        <w:tblStyle w:val="TableGrid"/>
+        <w:tblW w:type="auto" w:w="0"/>
+        <w:tblLook w:firstColumn="1" w:firstRow="1" w:lastColumn="0" w:lastRow="0" w:noHBand="0" w:noVBand="1" w:val="04A0"/>
+      </w:tblPr>
+      <w:tblGrid>
+        <w:gridCol w:w="3213"/>
+        <w:gridCol w:w="3213"/>
+        <w:gridCol w:w="3213"/>
+      </w:tblGrid>
+      <w:tr>
+        <w:tc>
+          <w:tcPr>
+            <w:tcW w:type="dxa" w:w="3213"/>
+            <w:shd w:val="clear" w:color="auto" w:fill="DCE9F5"/>
+          </w:tcPr>
+          <w:p>
+            <w:r/>
+            <w:r>
+              <w:rPr>
+                <w:rFonts w:ascii="Yu Gothic" w:hAnsi="Yu Gothic" w:eastAsia="游ゴシック"/>
+                <w:b/>
+                <w:sz w:val="19"/>
+              </w:rPr>
+              <w:t>日</w:t>
+            </w:r>
+          </w:p>
+        </w:tc>
+        <w:tc>
+          <w:tcPr>
+            <w:tcW w:type="dxa" w:w="3213"/>
+            <w:shd w:val="clear" w:color="auto" w:fill="DCE9F5"/>
+          </w:tcPr>
+          <w:p>
+            <w:r/>
+            <w:r>
+              <w:rPr>
+                <w:rFonts w:ascii="Yu Gothic" w:hAnsi="Yu Gothic" w:eastAsia="游ゴシック"/>
+                <w:b/>
+                <w:sz w:val="19"/>
+              </w:rPr>
+              <w:t>章</w:t>
+            </w:r>
+          </w:p>
+        </w:tc>
+        <w:tc>
+          <w:tcPr>
+            <w:tcW w:type="dxa" w:w="3213"/>
+            <w:shd w:val="clear" w:color="auto" w:fill="DCE9F5"/>
+          </w:tcPr>
+          <w:p>
+            <w:r/>
+            <w:r>
+              <w:rPr>
+                <w:rFonts w:ascii="Yu Gothic" w:hAnsi="Yu Gothic" w:eastAsia="游ゴシック"/>
+                <w:b/>
+                <w:sz w:val="19"/>
+              </w:rPr>
+              <w:t>作ったもの（みらい商事への提案）</w:t>
+            </w:r>
+          </w:p>
+        </w:tc>
+      </w:tr>
+      <w:tr>
+        <w:tc>
+          <w:tcPr>
+            <w:tcW w:type="dxa" w:w="3213"/>
+          </w:tcPr>
+          <w:p>
+            <w:r/>
+            <w:r>
+              <w:rPr>
+                <w:rFonts w:ascii="Yu Gothic" w:hAnsi="Yu Gothic" w:eastAsia="游ゴシック"/>
+                <w:b w:val="0"/>
+                <w:sz w:val="19"/>
+              </w:rPr>
+              <w:t>Day 1</w:t>
+            </w:r>
+          </w:p>
+        </w:tc>
+        <w:tc>
+          <w:tcPr>
+            <w:tcW w:type="dxa" w:w="3213"/>
+          </w:tcPr>
+          <w:p>
+            <w:r/>
+            <w:r>
+              <w:rPr>
+                <w:rFonts w:ascii="Yu Gothic" w:hAnsi="Yu Gothic" w:eastAsia="游ゴシック"/>
+                <w:b w:val="0"/>
+                <w:sz w:val="19"/>
+              </w:rPr>
+              <w:t>第2〜5章</w:t>
+            </w:r>
+          </w:p>
+        </w:tc>
+        <w:tc>
+          <w:tcPr>
+            <w:tcW w:type="dxa" w:w="3213"/>
+          </w:tcPr>
+          <w:p>
+            <w:r/>
+            <w:r>
+              <w:rPr>
+                <w:rFonts w:ascii="Yu Gothic" w:hAnsi="Yu Gothic" w:eastAsia="游ゴシック"/>
+                <w:b w:val="0"/>
+                <w:sz w:val="19"/>
+              </w:rPr>
+              <w:t>事前調査メモ、入力してよいかの判定、ヒアリングシート、議事録、送付メール、社内報告、確認事項の一覧</w:t>
+            </w:r>
+          </w:p>
+        </w:tc>
+      </w:tr>
+      <w:tr>
+        <w:tc>
+          <w:tcPr>
+            <w:tcW w:type="dxa" w:w="3213"/>
+          </w:tcPr>
+          <w:p>
+            <w:r/>
+            <w:r>
+              <w:rPr>
+                <w:rFonts w:ascii="Yu Gothic" w:hAnsi="Yu Gothic" w:eastAsia="游ゴシック"/>
+                <w:b w:val="0"/>
+                <w:sz w:val="19"/>
+              </w:rPr>
+              <w:t>Day 2</w:t>
+            </w:r>
+          </w:p>
+        </w:tc>
+        <w:tc>
+          <w:tcPr>
+            <w:tcW w:type="dxa" w:w="3213"/>
+          </w:tcPr>
+          <w:p>
+            <w:r/>
+            <w:r>
+              <w:rPr>
+                <w:rFonts w:ascii="Yu Gothic" w:hAnsi="Yu Gothic" w:eastAsia="游ゴシック"/>
+                <w:b w:val="0"/>
+                <w:sz w:val="19"/>
+              </w:rPr>
+              <w:t>第6〜10章</w:t>
+            </w:r>
+          </w:p>
+        </w:tc>
+        <w:tc>
+          <w:tcPr>
+            <w:tcW w:type="dxa" w:w="3213"/>
+          </w:tcPr>
+          <w:p>
+            <w:r/>
+            <w:r>
+              <w:rPr>
+                <w:rFonts w:ascii="Yu Gothic" w:hAnsi="Yu Gothic" w:eastAsia="游ゴシック"/>
+                <w:b w:val="0"/>
+                <w:sz w:val="19"/>
+              </w:rPr>
+              <w:t>実績データの分析、A案・B案の概算、提案書、上長説明用の1枚、提案スライド、自分の業務への応用プラン</w:t>
+            </w:r>
+          </w:p>
+        </w:tc>
+      </w:tr>
+    </w:tbl>
+    <w:p/>
+    <w:p>
+      <w:r>
+        <w:rPr>
+          <w:rFonts w:ascii="Yu Gothic" w:hAnsi="Yu Gothic" w:eastAsia="游ゴシック"/>
+          <w:b w:val="0"/>
+        </w:rPr>
+        <w:t>どの場面でも、</w:t>
+      </w:r>
+      <w:r>
+        <w:rPr>
+          <w:rFonts w:ascii="Yu Gothic" w:hAnsi="Yu Gothic" w:eastAsia="游ゴシック"/>
+          <w:b/>
+        </w:rPr>
+        <w:t>判定する → 置き換える → 作らせる → 確かめる → 人が決める</w:t>
+      </w:r>
+      <w:r>
+        <w:rPr>
+          <w:rFonts w:ascii="Yu Gothic" w:hAnsi="Yu Gothic" w:eastAsia="游ゴシック"/>
+          <w:b w:val="0"/>
+        </w:rPr>
+        <w:t xml:space="preserve"> の繰り返しでした。</w:t>
+      </w:r>
+    </w:p>
+    <w:p>
+      <w:pPr>
+        <w:pStyle w:val="Heading2"/>
+      </w:pPr>
+      <w:r>
+        <w:rPr>
+          <w:rFonts w:ascii="Yu Gothic" w:hAnsi="Yu Gothic" w:eastAsia="游ゴシック"/>
+          <w:color w:val="004D88"/>
+        </w:rPr>
+        <w:t>職場で使う前の4つの確認（04_セキュア活用ガイドライン）</w:t>
+      </w:r>
+    </w:p>
+    <w:p>
+      <w:r>
+        <w:rPr>
+          <w:rFonts w:ascii="Yu Gothic" w:hAnsi="Yu Gothic" w:eastAsia="游ゴシック"/>
+          <w:b w:val="0"/>
+        </w:rPr>
+        <w:t xml:space="preserve">1. </w:t>
+      </w:r>
+      <w:r>
+        <w:rPr>
+          <w:rFonts w:ascii="Yu Gothic" w:hAnsi="Yu Gothic" w:eastAsia="游ゴシック"/>
+          <w:b/>
+        </w:rPr>
+        <w:t>使う前に</w:t>
+      </w:r>
+      <w:r>
+        <w:rPr>
+          <w:rFonts w:ascii="Yu Gothic" w:hAnsi="Yu Gothic" w:eastAsia="游ゴシック"/>
+          <w:b w:val="0"/>
+        </w:rPr>
+        <w:t>：会社が認めた契約・アカウントか、会話データの扱いの設定、保存先と共有範囲</w:t>
+      </w:r>
+    </w:p>
+    <w:p>
+      <w:r>
+        <w:rPr>
+          <w:rFonts w:ascii="Yu Gothic" w:hAnsi="Yu Gothic" w:eastAsia="游ゴシック"/>
+          <w:b w:val="0"/>
+        </w:rPr>
+        <w:t xml:space="preserve">2. </w:t>
+      </w:r>
+      <w:r>
+        <w:rPr>
+          <w:rFonts w:ascii="Yu Gothic" w:hAnsi="Yu Gothic" w:eastAsia="游ゴシック"/>
+          <w:b/>
+        </w:rPr>
+        <w:t>入力する前に</w:t>
+      </w:r>
+      <w:r>
+        <w:rPr>
+          <w:rFonts w:ascii="Yu Gothic" w:hAnsi="Yu Gothic" w:eastAsia="游ゴシック"/>
+          <w:b w:val="0"/>
+        </w:rPr>
+        <w:t>：A はそのまま、B は置き換え・一般化してから、C は入力しない</w:t>
+      </w:r>
+    </w:p>
+    <w:p>
+      <w:r>
+        <w:rPr>
+          <w:rFonts w:ascii="Yu Gothic" w:hAnsi="Yu Gothic" w:eastAsia="游ゴシック"/>
+          <w:b w:val="0"/>
+        </w:rPr>
+        <w:t xml:space="preserve">3. </w:t>
+      </w:r>
+      <w:r>
+        <w:rPr>
+          <w:rFonts w:ascii="Yu Gothic" w:hAnsi="Yu Gothic" w:eastAsia="游ゴシック"/>
+          <w:b/>
+        </w:rPr>
+        <w:t>出力を使う前に</w:t>
+      </w:r>
+      <w:r>
+        <w:rPr>
+          <w:rFonts w:ascii="Yu Gothic" w:hAnsi="Yu Gothic" w:eastAsia="游ゴシック"/>
+          <w:b w:val="0"/>
+        </w:rPr>
+        <w:t>：数字（検算）・固有名詞・日付と曜日・出典・約束／決定事項</w:t>
+      </w:r>
+    </w:p>
+    <w:p>
+      <w:r>
+        <w:rPr>
+          <w:rFonts w:ascii="Yu Gothic" w:hAnsi="Yu Gothic" w:eastAsia="游ゴシック"/>
+          <w:b w:val="0"/>
+        </w:rPr>
+        <w:t xml:space="preserve">4. </w:t>
+      </w:r>
+      <w:r>
+        <w:rPr>
+          <w:rFonts w:ascii="Yu Gothic" w:hAnsi="Yu Gothic" w:eastAsia="游ゴシック"/>
+          <w:b/>
+        </w:rPr>
+        <w:t>社外に出す前に</w:t>
+      </w:r>
+      <w:r>
+        <w:rPr>
+          <w:rFonts w:ascii="Yu Gothic" w:hAnsi="Yu Gothic" w:eastAsia="游ゴシック"/>
+          <w:b w:val="0"/>
+        </w:rPr>
+        <w:t>：社内事情・競合情報が混ざっていないか、自分で読んでから送る</w:t>
+      </w:r>
+    </w:p>
+    <w:p>
+      <w:r>
+        <w:rPr>
+          <w:rFonts w:ascii="Yu Gothic" w:hAnsi="Yu Gothic" w:eastAsia="游ゴシック"/>
+          <w:b w:val="0"/>
+        </w:rPr>
+        <w:t>困ったときは使わずに相談する。誤って入力してしまったら、すぐに報告する（会話履歴の削除だけで済ませない）。</w:t>
+      </w:r>
+    </w:p>
+    <w:p>
+      <w:pPr>
+        <w:pStyle w:val="Heading2"/>
+      </w:pPr>
+      <w:r>
+        <w:rPr>
+          <w:rFonts w:ascii="Yu Gothic" w:hAnsi="Yu Gothic" w:eastAsia="游ゴシック"/>
+          <w:color w:val="004D88"/>
+        </w:rPr>
+        <w:t>明日からの一歩：自分にも3段階で確かめる</w:t>
+      </w:r>
+    </w:p>
+    <w:tbl>
+      <w:tblPr>
+        <w:tblStyle w:val="TableGrid"/>
+        <w:tblW w:type="auto" w:w="0"/>
+        <w:tblLook w:firstColumn="1" w:firstRow="1" w:lastColumn="0" w:lastRow="0" w:noHBand="0" w:noVBand="1" w:val="04A0"/>
+      </w:tblPr>
+      <w:tblGrid>
+        <w:gridCol w:w="4819"/>
+        <w:gridCol w:w="4819"/>
+      </w:tblGrid>
+      <w:tr>
+        <w:tc>
+          <w:tcPr>
+            <w:tcW w:type="dxa" w:w="4819"/>
+            <w:shd w:val="clear" w:color="auto" w:fill="DCE9F5"/>
+          </w:tcPr>
+          <w:p>
+            <w:r/>
+            <w:r>
+              <w:rPr>
+                <w:rFonts w:ascii="Yu Gothic" w:hAnsi="Yu Gothic" w:eastAsia="游ゴシック"/>
+                <w:b/>
+                <w:sz w:val="19"/>
+              </w:rPr>
+              <w:t>時期</w:t>
+            </w:r>
+          </w:p>
+        </w:tc>
+        <w:tc>
+          <w:tcPr>
+            <w:tcW w:type="dxa" w:w="4819"/>
+            <w:shd w:val="clear" w:color="auto" w:fill="DCE9F5"/>
+          </w:tcPr>
+          <w:p>
+            <w:r/>
+            <w:r>
+              <w:rPr>
+                <w:rFonts w:ascii="Yu Gothic" w:hAnsi="Yu Gothic" w:eastAsia="游ゴシック"/>
+                <w:b/>
+                <w:sz w:val="19"/>
+              </w:rPr>
+              <w:t>やること</w:t>
+            </w:r>
+          </w:p>
+        </w:tc>
+      </w:tr>
+      <w:tr>
+        <w:tc>
+          <w:tcPr>
+            <w:tcW w:type="dxa" w:w="4819"/>
+          </w:tcPr>
+          <w:p>
+            <w:r/>
+            <w:r>
+              <w:rPr>
+                <w:rFonts w:ascii="Yu Gothic" w:hAnsi="Yu Gothic" w:eastAsia="游ゴシック"/>
+                <w:b w:val="0"/>
+                <w:sz w:val="19"/>
+              </w:rPr>
+              <w:t>明日〜1週間</w:t>
+            </w:r>
+          </w:p>
+        </w:tc>
+        <w:tc>
+          <w:tcPr>
+            <w:tcW w:type="dxa" w:w="4819"/>
+          </w:tcPr>
+          <w:p>
+            <w:r/>
+            <w:r>
+              <w:rPr>
+                <w:rFonts w:ascii="Yu Gothic" w:hAnsi="Yu Gothic" w:eastAsia="游ゴシック"/>
+                <w:b w:val="0"/>
+                <w:sz w:val="19"/>
+              </w:rPr>
+              <w:t>会社のルールと使える環境を確認する。応用プランの業務を1つ、テンプレートで試す</w:t>
+            </w:r>
+          </w:p>
+        </w:tc>
+      </w:tr>
+      <w:tr>
+        <w:tc>
+          <w:tcPr>
+            <w:tcW w:type="dxa" w:w="4819"/>
+          </w:tcPr>
+          <w:p>
+            <w:r/>
+            <w:r>
+              <w:rPr>
+                <w:rFonts w:ascii="Yu Gothic" w:hAnsi="Yu Gothic" w:eastAsia="游ゴシック"/>
+                <w:b w:val="0"/>
+                <w:sz w:val="19"/>
+              </w:rPr>
+              <w:t>2週間後</w:t>
+            </w:r>
+          </w:p>
+        </w:tc>
+        <w:tc>
+          <w:tcPr>
+            <w:tcW w:type="dxa" w:w="4819"/>
+          </w:tcPr>
+          <w:p>
+            <w:r/>
+            <w:r>
+              <w:rPr>
+                <w:rFonts w:ascii="Yu Gothic" w:hAnsi="Yu Gothic" w:eastAsia="游ゴシック"/>
+                <w:b w:val="0"/>
+                <w:sz w:val="19"/>
+              </w:rPr>
+              <w:t>試した業務・回数・かかった時間、困ったこと・直したことを記録する</w:t>
+            </w:r>
+          </w:p>
+        </w:tc>
+      </w:tr>
+      <w:tr>
+        <w:tc>
+          <w:tcPr>
+            <w:tcW w:type="dxa" w:w="4819"/>
+          </w:tcPr>
+          <w:p>
+            <w:r/>
+            <w:r>
+              <w:rPr>
+                <w:rFonts w:ascii="Yu Gothic" w:hAnsi="Yu Gothic" w:eastAsia="游ゴシック"/>
+                <w:b w:val="0"/>
+                <w:sz w:val="19"/>
+              </w:rPr>
+              <w:t>1か月後</w:t>
+            </w:r>
+          </w:p>
+        </w:tc>
+        <w:tc>
+          <w:tcPr>
+            <w:tcW w:type="dxa" w:w="4819"/>
+          </w:tcPr>
+          <w:p>
+            <w:r/>
+            <w:r>
+              <w:rPr>
+                <w:rFonts w:ascii="Yu Gothic" w:hAnsi="Yu Gothic" w:eastAsia="游ゴシック"/>
+                <w:b w:val="0"/>
+                <w:sz w:val="19"/>
+              </w:rPr>
+              <w:t>続けること／やめることを決め、良いテンプレートを注意書きとセットで共有する</w:t>
+            </w:r>
+          </w:p>
+        </w:tc>
+      </w:tr>
+    </w:tbl>
+    <w:p/>
+    <w:p>
+      <w:r>
+        <w:rPr>
+          <w:rFonts w:ascii="Yu Gothic" w:hAnsi="Yu Gothic" w:eastAsia="游ゴシック"/>
+          <w:b w:val="0"/>
+        </w:rPr>
+        <w:t>みらい商事に提案した効果の確かめ方（直後・2週間後・1か月後）と同じです。削減時間は記録しますが、金額には換算しません。</w:t>
       </w:r>
     </w:p>
     <w:sectPr>

--- a/docs/word/02_受講者テキスト.docx
+++ b/docs/word/02_受講者テキスト.docx
@@ -1521,76 +1521,6 @@
       </w:tr>
     </w:tbl>
     <w:p/>
-    <w:p>
-      <w:pPr>
-        <w:ind w:left="240"/>
-      </w:pPr>
-      <w:r>
-        <w:rPr>
-          <w:rFonts w:ascii="Yu Gothic" w:hAnsi="Yu Gothic" w:eastAsia="游ゴシック"/>
-          <w:b/>
-          <w:color w:val="404040"/>
-          <w:sz w:val="19"/>
-        </w:rPr>
-        <w:t>最近のトピック：AI エージェントによる侵入事例（2026年7月）</w:t>
-      </w:r>
-    </w:p>
-    <w:p>
-      <w:pPr>
-        <w:ind w:left="240"/>
-      </w:pPr>
-      <w:r>
-        <w:rPr>
-          <w:rFonts w:ascii="Yu Gothic" w:hAnsi="Yu Gothic" w:eastAsia="游ゴシック"/>
-          <w:b w:val="0"/>
-          <w:color w:val="404040"/>
-          <w:sz w:val="19"/>
-        </w:rPr>
-        <w:t>AI モデルの共有サイト Hugging Face の本番環境の一部に、自律的に動く AI エージェントが侵入しました。</w:t>
-      </w:r>
-    </w:p>
-    <w:p>
-      <w:pPr>
-        <w:ind w:left="240"/>
-      </w:pPr>
-      <w:r>
-        <w:rPr>
-          <w:rFonts w:ascii="Yu Gothic" w:hAnsi="Yu Gothic" w:eastAsia="游ゴシック"/>
-          <w:b w:val="0"/>
-          <w:color w:val="404040"/>
-          <w:sz w:val="19"/>
-        </w:rPr>
-        <w:t>入口は悪意のあるデータセットで、データを処理する仕組みの弱点を突いてコードを実行し、認証情報を奪って内部に広がりました（記録された操作は17,000件超）。</w:t>
-      </w:r>
-    </w:p>
-    <w:p>
-      <w:pPr>
-        <w:ind w:left="240"/>
-      </w:pPr>
-      <w:r>
-        <w:rPr>
-          <w:rFonts w:ascii="Yu Gothic" w:hAnsi="Yu Gothic" w:eastAsia="游ゴシック"/>
-          <w:b w:val="0"/>
-          <w:color w:val="404040"/>
-          <w:sz w:val="19"/>
-        </w:rPr>
-        <w:t>Hugging Face は AI を使って異常を検知し、操作ログを AI で分析して、数日かかる作業を数時間で終えました。その際、機密データを外に出さないよう、自社環境で動かすモデルを使っています。</w:t>
-      </w:r>
-    </w:p>
-    <w:p>
-      <w:pPr>
-        <w:ind w:left="240"/>
-      </w:pPr>
-      <w:r>
-        <w:rPr>
-          <w:rFonts w:ascii="Yu Gothic" w:hAnsi="Yu Gothic" w:eastAsia="游ゴシック"/>
-          <w:b w:val="0"/>
-          <w:color w:val="404040"/>
-          <w:sz w:val="19"/>
-        </w:rPr>
-        <w:t>出典：Hugging Face「Security incident disclosure — July 2026」、OpenAI「The Hugging Face incident and the road ahead」（2026年7月21日）</w:t>
-      </w:r>
-    </w:p>
     <w:p>
       <w:r>
         <w:rPr>
@@ -2062,6 +1992,76 @@
           <w:b w:val="0"/>
         </w:rPr>
         <w:t xml:space="preserve"> であることは変わりません。</w:t>
+      </w:r>
+    </w:p>
+    <w:p>
+      <w:pPr>
+        <w:ind w:left="240"/>
+      </w:pPr>
+      <w:r>
+        <w:rPr>
+          <w:rFonts w:ascii="Yu Gothic" w:hAnsi="Yu Gothic" w:eastAsia="游ゴシック"/>
+          <w:b/>
+          <w:color w:val="404040"/>
+          <w:sz w:val="19"/>
+        </w:rPr>
+        <w:t>最近のトピック：AI エージェントによる侵入事例（2026年7月）</w:t>
+      </w:r>
+    </w:p>
+    <w:p>
+      <w:pPr>
+        <w:ind w:left="240"/>
+      </w:pPr>
+      <w:r>
+        <w:rPr>
+          <w:rFonts w:ascii="Yu Gothic" w:hAnsi="Yu Gothic" w:eastAsia="游ゴシック"/>
+          <w:b w:val="0"/>
+          <w:color w:val="404040"/>
+          <w:sz w:val="19"/>
+        </w:rPr>
+        <w:t>AI モデルの共有サイト Hugging Face の本番環境の一部に、自律的に動く AI エージェントが侵入しました。</w:t>
+      </w:r>
+    </w:p>
+    <w:p>
+      <w:pPr>
+        <w:ind w:left="240"/>
+      </w:pPr>
+      <w:r>
+        <w:rPr>
+          <w:rFonts w:ascii="Yu Gothic" w:hAnsi="Yu Gothic" w:eastAsia="游ゴシック"/>
+          <w:b w:val="0"/>
+          <w:color w:val="404040"/>
+          <w:sz w:val="19"/>
+        </w:rPr>
+        <w:t>入口は悪意のあるデータセットで、データを処理する仕組みの弱点を突いてコードを実行し、認証情報を奪って内部に広がりました（記録された操作は17,000件超）。</w:t>
+      </w:r>
+    </w:p>
+    <w:p>
+      <w:pPr>
+        <w:ind w:left="240"/>
+      </w:pPr>
+      <w:r>
+        <w:rPr>
+          <w:rFonts w:ascii="Yu Gothic" w:hAnsi="Yu Gothic" w:eastAsia="游ゴシック"/>
+          <w:b w:val="0"/>
+          <w:color w:val="404040"/>
+          <w:sz w:val="19"/>
+        </w:rPr>
+        <w:t>Hugging Face は AI を使って異常を検知し、操作ログを AI で分析して、数日かかる作業を数時間で終えました。その際、機密データを外に出さないよう、自社環境で動かすモデルを使っています。</w:t>
+      </w:r>
+    </w:p>
+    <w:p>
+      <w:pPr>
+        <w:ind w:left="240"/>
+      </w:pPr>
+      <w:r>
+        <w:rPr>
+          <w:rFonts w:ascii="Yu Gothic" w:hAnsi="Yu Gothic" w:eastAsia="游ゴシック"/>
+          <w:b w:val="0"/>
+          <w:color w:val="404040"/>
+          <w:sz w:val="19"/>
+        </w:rPr>
+        <w:t>出典：Hugging Face「Security incident disclosure — July 2026」、OpenAI「The Hugging Face incident and the road ahead」（2026年7月21日）</w:t>
       </w:r>
     </w:p>
     <w:p>

--- a/docs/word/02_受講者テキスト.docx
+++ b/docs/word/02_受講者テキスト.docx
@@ -12034,14 +12034,14 @@
           <w:rFonts w:ascii="Yu Gothic" w:hAnsi="Yu Gothic" w:eastAsia="游ゴシック"/>
           <w:b w:val="0"/>
         </w:rPr>
-        <w:t xml:space="preserve">詳しくは演習14と </w:t>
+        <w:t xml:space="preserve">詳しくは演習14と、配布資料の </w:t>
       </w:r>
       <w:r>
         <w:rPr>
           <w:rFonts w:ascii="Consolas" w:hAnsi="Consolas" w:eastAsia="游ゴシック"/>
           <w:b w:val="0"/>
         </w:rPr>
-        <w:t>codex/Codex開発プロンプト集.md</w:t>
+        <w:t>04_開発トラック（希望者のみ）/Codex開発プロンプト集</w:t>
       </w:r>
       <w:r>
         <w:rPr>
